--- a/extra/report/No3_課題3テストケース.docx
+++ b/extra/report/No3_課題3テストケース.docx
@@ -200,6 +200,20 @@
               </w:rPr>
               <w:t>1</w:t>
             </w:r>
+            <w:r>
+              <w:rPr>
+                <w:rFonts w:ascii="游ゴシック" w:eastAsia="游ゴシック" w:hAnsi="游ゴシック" w:hint="eastAsia"/>
+                <w:sz w:val="20"/>
+              </w:rPr>
+              <w:t>-</w:t>
+            </w:r>
+            <w:r>
+              <w:rPr>
+                <w:rFonts w:ascii="游ゴシック" w:eastAsia="游ゴシック" w:hAnsi="游ゴシック"/>
+                <w:sz w:val="20"/>
+              </w:rPr>
+              <w:t>1</w:t>
+            </w:r>
           </w:p>
         </w:tc>
         <w:tc>
@@ -212,7 +226,7 @@
             <w:pPr>
               <w:snapToGrid w:val="0"/>
               <w:rPr>
-                <w:rFonts w:ascii="游ゴシック" w:eastAsia="游ゴシック" w:hAnsi="游ゴシック" w:hint="eastAsia"/>
+                <w:rFonts w:ascii="游ゴシック" w:eastAsia="游ゴシック" w:hAnsi="游ゴシック"/>
                 <w:sz w:val="20"/>
               </w:rPr>
             </w:pPr>
@@ -261,20 +275,6 @@
                 <w:sz w:val="20"/>
               </w:rPr>
             </w:pPr>
-            <w:r>
-              <w:rPr>
-                <w:rFonts w:ascii="游ゴシック" w:eastAsia="游ゴシック" w:hAnsi="游ゴシック" w:hint="eastAsia"/>
-                <w:sz w:val="20"/>
-              </w:rPr>
-              <w:t>8</w:t>
-            </w:r>
-            <w:r>
-              <w:rPr>
-                <w:rFonts w:ascii="游ゴシック" w:eastAsia="游ゴシック" w:hAnsi="游ゴシック"/>
-                <w:sz w:val="20"/>
-              </w:rPr>
-              <w:t>/15</w:t>
-            </w:r>
           </w:p>
         </w:tc>
         <w:tc>
@@ -291,20 +291,6 @@
                 <w:sz w:val="20"/>
               </w:rPr>
             </w:pPr>
-            <w:r>
-              <w:rPr>
-                <w:rFonts w:ascii="游ゴシック" w:eastAsia="游ゴシック" w:hAnsi="游ゴシック" w:hint="eastAsia"/>
-                <w:sz w:val="20"/>
-              </w:rPr>
-              <w:t>O</w:t>
-            </w:r>
-            <w:r>
-              <w:rPr>
-                <w:rFonts w:ascii="游ゴシック" w:eastAsia="游ゴシック" w:hAnsi="游ゴシック"/>
-                <w:sz w:val="20"/>
-              </w:rPr>
-              <w:t>K</w:t>
-            </w:r>
           </w:p>
         </w:tc>
         <w:tc>
@@ -375,7 +361,7 @@
             <w:pPr>
               <w:snapToGrid w:val="0"/>
               <w:rPr>
-                <w:rFonts w:ascii="游ゴシック" w:eastAsia="游ゴシック" w:hAnsi="游ゴシック" w:hint="eastAsia"/>
+                <w:rFonts w:ascii="游ゴシック" w:eastAsia="游ゴシック" w:hAnsi="游ゴシック"/>
                 <w:sz w:val="20"/>
               </w:rPr>
             </w:pPr>
@@ -402,20 +388,6 @@
                 <w:sz w:val="20"/>
               </w:rPr>
             </w:pPr>
-            <w:r>
-              <w:rPr>
-                <w:rFonts w:ascii="游ゴシック" w:eastAsia="游ゴシック" w:hAnsi="游ゴシック" w:hint="eastAsia"/>
-                <w:sz w:val="20"/>
-              </w:rPr>
-              <w:t>8</w:t>
-            </w:r>
-            <w:r>
-              <w:rPr>
-                <w:rFonts w:ascii="游ゴシック" w:eastAsia="游ゴシック" w:hAnsi="游ゴシック"/>
-                <w:sz w:val="20"/>
-              </w:rPr>
-              <w:t>/15</w:t>
-            </w:r>
           </w:p>
         </w:tc>
         <w:tc>
@@ -432,20 +404,6 @@
                 <w:sz w:val="20"/>
               </w:rPr>
             </w:pPr>
-            <w:r>
-              <w:rPr>
-                <w:rFonts w:ascii="游ゴシック" w:eastAsia="游ゴシック" w:hAnsi="游ゴシック" w:hint="eastAsia"/>
-                <w:sz w:val="20"/>
-              </w:rPr>
-              <w:t>O</w:t>
-            </w:r>
-            <w:r>
-              <w:rPr>
-                <w:rFonts w:ascii="游ゴシック" w:eastAsia="游ゴシック" w:hAnsi="游ゴシック"/>
-                <w:sz w:val="20"/>
-              </w:rPr>
-              <w:t>K</w:t>
-            </w:r>
           </w:p>
         </w:tc>
         <w:tc>
@@ -489,6 +447,13 @@
               </w:rPr>
               <w:t>2</w:t>
             </w:r>
+            <w:r>
+              <w:rPr>
+                <w:rFonts w:ascii="游ゴシック" w:eastAsia="游ゴシック" w:hAnsi="游ゴシック"/>
+                <w:sz w:val="20"/>
+              </w:rPr>
+              <w:t>-1</w:t>
+            </w:r>
           </w:p>
         </w:tc>
         <w:tc>
@@ -501,7 +466,7 @@
             <w:pPr>
               <w:snapToGrid w:val="0"/>
               <w:rPr>
-                <w:rFonts w:ascii="游ゴシック" w:eastAsia="游ゴシック" w:hAnsi="游ゴシック" w:hint="eastAsia"/>
+                <w:rFonts w:ascii="游ゴシック" w:eastAsia="游ゴシック" w:hAnsi="游ゴシック"/>
                 <w:sz w:val="20"/>
               </w:rPr>
             </w:pPr>
@@ -523,7 +488,7 @@
             <w:pPr>
               <w:snapToGrid w:val="0"/>
               <w:rPr>
-                <w:rFonts w:ascii="游ゴシック" w:eastAsia="游ゴシック" w:hAnsi="游ゴシック" w:hint="eastAsia"/>
+                <w:rFonts w:ascii="游ゴシック" w:eastAsia="游ゴシック" w:hAnsi="游ゴシック"/>
                 <w:sz w:val="20"/>
               </w:rPr>
             </w:pPr>
@@ -550,20 +515,6 @@
                 <w:sz w:val="20"/>
               </w:rPr>
             </w:pPr>
-            <w:r>
-              <w:rPr>
-                <w:rFonts w:ascii="游ゴシック" w:eastAsia="游ゴシック" w:hAnsi="游ゴシック" w:hint="eastAsia"/>
-                <w:sz w:val="20"/>
-              </w:rPr>
-              <w:t>8</w:t>
-            </w:r>
-            <w:r>
-              <w:rPr>
-                <w:rFonts w:ascii="游ゴシック" w:eastAsia="游ゴシック" w:hAnsi="游ゴシック"/>
-                <w:sz w:val="20"/>
-              </w:rPr>
-              <w:t>/15</w:t>
-            </w:r>
           </w:p>
         </w:tc>
         <w:tc>
@@ -580,20 +531,6 @@
                 <w:sz w:val="20"/>
               </w:rPr>
             </w:pPr>
-            <w:r>
-              <w:rPr>
-                <w:rFonts w:ascii="游ゴシック" w:eastAsia="游ゴシック" w:hAnsi="游ゴシック" w:hint="eastAsia"/>
-                <w:sz w:val="20"/>
-              </w:rPr>
-              <w:t>O</w:t>
-            </w:r>
-            <w:r>
-              <w:rPr>
-                <w:rFonts w:ascii="游ゴシック" w:eastAsia="游ゴシック" w:hAnsi="游ゴシック"/>
-                <w:sz w:val="20"/>
-              </w:rPr>
-              <w:t>K</w:t>
-            </w:r>
           </w:p>
         </w:tc>
         <w:tc>
@@ -671,7 +608,7 @@
             <w:pPr>
               <w:snapToGrid w:val="0"/>
               <w:rPr>
-                <w:rFonts w:ascii="游ゴシック" w:eastAsia="游ゴシック" w:hAnsi="游ゴシック" w:hint="eastAsia"/>
+                <w:rFonts w:ascii="游ゴシック" w:eastAsia="游ゴシック" w:hAnsi="游ゴシック"/>
                 <w:sz w:val="20"/>
               </w:rPr>
             </w:pPr>
@@ -698,20 +635,6 @@
                 <w:sz w:val="20"/>
               </w:rPr>
             </w:pPr>
-            <w:r>
-              <w:rPr>
-                <w:rFonts w:ascii="游ゴシック" w:eastAsia="游ゴシック" w:hAnsi="游ゴシック" w:hint="eastAsia"/>
-                <w:sz w:val="20"/>
-              </w:rPr>
-              <w:t>8</w:t>
-            </w:r>
-            <w:r>
-              <w:rPr>
-                <w:rFonts w:ascii="游ゴシック" w:eastAsia="游ゴシック" w:hAnsi="游ゴシック"/>
-                <w:sz w:val="20"/>
-              </w:rPr>
-              <w:t>/15</w:t>
-            </w:r>
           </w:p>
         </w:tc>
         <w:tc>
@@ -728,20 +651,6 @@
                 <w:sz w:val="20"/>
               </w:rPr>
             </w:pPr>
-            <w:r>
-              <w:rPr>
-                <w:rFonts w:ascii="游ゴシック" w:eastAsia="游ゴシック" w:hAnsi="游ゴシック" w:hint="eastAsia"/>
-                <w:sz w:val="20"/>
-              </w:rPr>
-              <w:t>O</w:t>
-            </w:r>
-            <w:r>
-              <w:rPr>
-                <w:rFonts w:ascii="游ゴシック" w:eastAsia="游ゴシック" w:hAnsi="游ゴシック"/>
-                <w:sz w:val="20"/>
-              </w:rPr>
-              <w:t>K</w:t>
-            </w:r>
           </w:p>
         </w:tc>
         <w:tc>
@@ -845,20 +754,6 @@
                 <w:sz w:val="20"/>
               </w:rPr>
             </w:pPr>
-            <w:r>
-              <w:rPr>
-                <w:rFonts w:ascii="游ゴシック" w:eastAsia="游ゴシック" w:hAnsi="游ゴシック" w:hint="eastAsia"/>
-                <w:sz w:val="20"/>
-              </w:rPr>
-              <w:t>8</w:t>
-            </w:r>
-            <w:r>
-              <w:rPr>
-                <w:rFonts w:ascii="游ゴシック" w:eastAsia="游ゴシック" w:hAnsi="游ゴシック"/>
-                <w:sz w:val="20"/>
-              </w:rPr>
-              <w:t>/15</w:t>
-            </w:r>
           </w:p>
         </w:tc>
         <w:tc>
@@ -875,20 +770,6 @@
                 <w:sz w:val="20"/>
               </w:rPr>
             </w:pPr>
-            <w:r>
-              <w:rPr>
-                <w:rFonts w:ascii="游ゴシック" w:eastAsia="游ゴシック" w:hAnsi="游ゴシック" w:hint="eastAsia"/>
-                <w:sz w:val="20"/>
-              </w:rPr>
-              <w:t>O</w:t>
-            </w:r>
-            <w:r>
-              <w:rPr>
-                <w:rFonts w:ascii="游ゴシック" w:eastAsia="游ゴシック" w:hAnsi="游ゴシック"/>
-                <w:sz w:val="20"/>
-              </w:rPr>
-              <w:t>K</w:t>
-            </w:r>
           </w:p>
         </w:tc>
         <w:tc>
@@ -921,7 +802,7 @@
               <w:snapToGrid w:val="0"/>
               <w:jc w:val="center"/>
               <w:rPr>
-                <w:rFonts w:ascii="游ゴシック" w:eastAsia="游ゴシック" w:hAnsi="游ゴシック" w:hint="eastAsia"/>
+                <w:rFonts w:ascii="游ゴシック" w:eastAsia="游ゴシック" w:hAnsi="游ゴシック"/>
                 <w:sz w:val="20"/>
               </w:rPr>
             </w:pPr>
@@ -952,14 +833,7 @@
                 <w:rFonts w:ascii="游ゴシック" w:eastAsia="游ゴシック" w:hAnsi="游ゴシック" w:hint="eastAsia"/>
                 <w:sz w:val="20"/>
               </w:rPr>
-              <w:t>現在の画面が</w:t>
-            </w:r>
-            <w:r>
-              <w:rPr>
-                <w:rFonts w:ascii="游ゴシック" w:eastAsia="游ゴシック" w:hAnsi="游ゴシック" w:hint="eastAsia"/>
-                <w:sz w:val="20"/>
-              </w:rPr>
-              <w:t>料金検索画面以外の状態でサービスメニューの料金情報を押下する。</w:t>
+              <w:t>現在の画面が料金検索画面以外の状態でサービスメニューの料金情報を押下する。</w:t>
             </w:r>
           </w:p>
         </w:tc>
@@ -972,7 +846,7 @@
             <w:pPr>
               <w:snapToGrid w:val="0"/>
               <w:rPr>
-                <w:rFonts w:ascii="游ゴシック" w:eastAsia="游ゴシック" w:hAnsi="游ゴシック" w:hint="eastAsia"/>
+                <w:rFonts w:ascii="游ゴシック" w:eastAsia="游ゴシック" w:hAnsi="游ゴシック"/>
                 <w:sz w:val="20"/>
               </w:rPr>
             </w:pPr>
@@ -999,20 +873,6 @@
                 <w:sz w:val="20"/>
               </w:rPr>
             </w:pPr>
-            <w:r>
-              <w:rPr>
-                <w:rFonts w:ascii="游ゴシック" w:eastAsia="游ゴシック" w:hAnsi="游ゴシック" w:hint="eastAsia"/>
-                <w:sz w:val="20"/>
-              </w:rPr>
-              <w:t>8</w:t>
-            </w:r>
-            <w:r>
-              <w:rPr>
-                <w:rFonts w:ascii="游ゴシック" w:eastAsia="游ゴシック" w:hAnsi="游ゴシック"/>
-                <w:sz w:val="20"/>
-              </w:rPr>
-              <w:t>/15</w:t>
-            </w:r>
           </w:p>
         </w:tc>
         <w:tc>
@@ -1029,20 +889,6 @@
                 <w:sz w:val="20"/>
               </w:rPr>
             </w:pPr>
-            <w:r>
-              <w:rPr>
-                <w:rFonts w:ascii="游ゴシック" w:eastAsia="游ゴシック" w:hAnsi="游ゴシック" w:hint="eastAsia"/>
-                <w:sz w:val="20"/>
-              </w:rPr>
-              <w:t>O</w:t>
-            </w:r>
-            <w:r>
-              <w:rPr>
-                <w:rFonts w:ascii="游ゴシック" w:eastAsia="游ゴシック" w:hAnsi="游ゴシック"/>
-                <w:sz w:val="20"/>
-              </w:rPr>
-              <w:t>K</w:t>
-            </w:r>
           </w:p>
         </w:tc>
         <w:tc>
@@ -1154,20 +1000,6 @@
                 <w:sz w:val="20"/>
               </w:rPr>
             </w:pPr>
-            <w:r>
-              <w:rPr>
-                <w:rFonts w:ascii="游ゴシック" w:eastAsia="游ゴシック" w:hAnsi="游ゴシック" w:hint="eastAsia"/>
-                <w:sz w:val="20"/>
-              </w:rPr>
-              <w:t>8</w:t>
-            </w:r>
-            <w:r>
-              <w:rPr>
-                <w:rFonts w:ascii="游ゴシック" w:eastAsia="游ゴシック" w:hAnsi="游ゴシック"/>
-                <w:sz w:val="20"/>
-              </w:rPr>
-              <w:t>/15</w:t>
-            </w:r>
           </w:p>
         </w:tc>
         <w:tc>
@@ -1184,20 +1016,6 @@
                 <w:sz w:val="20"/>
               </w:rPr>
             </w:pPr>
-            <w:r>
-              <w:rPr>
-                <w:rFonts w:ascii="游ゴシック" w:eastAsia="游ゴシック" w:hAnsi="游ゴシック" w:hint="eastAsia"/>
-                <w:sz w:val="20"/>
-              </w:rPr>
-              <w:t>O</w:t>
-            </w:r>
-            <w:r>
-              <w:rPr>
-                <w:rFonts w:ascii="游ゴシック" w:eastAsia="游ゴシック" w:hAnsi="游ゴシック"/>
-                <w:sz w:val="20"/>
-              </w:rPr>
-              <w:t>K</w:t>
-            </w:r>
           </w:p>
         </w:tc>
         <w:tc>
@@ -1302,20 +1120,6 @@
                 <w:sz w:val="20"/>
               </w:rPr>
             </w:pPr>
-            <w:r>
-              <w:rPr>
-                <w:rFonts w:ascii="游ゴシック" w:eastAsia="游ゴシック" w:hAnsi="游ゴシック" w:hint="eastAsia"/>
-                <w:sz w:val="20"/>
-              </w:rPr>
-              <w:t>8</w:t>
-            </w:r>
-            <w:r>
-              <w:rPr>
-                <w:rFonts w:ascii="游ゴシック" w:eastAsia="游ゴシック" w:hAnsi="游ゴシック"/>
-                <w:sz w:val="20"/>
-              </w:rPr>
-              <w:t>/15</w:t>
-            </w:r>
           </w:p>
         </w:tc>
         <w:tc>
@@ -1332,20 +1136,6 @@
                 <w:sz w:val="20"/>
               </w:rPr>
             </w:pPr>
-            <w:r>
-              <w:rPr>
-                <w:rFonts w:ascii="游ゴシック" w:eastAsia="游ゴシック" w:hAnsi="游ゴシック" w:hint="eastAsia"/>
-                <w:sz w:val="20"/>
-              </w:rPr>
-              <w:t>O</w:t>
-            </w:r>
-            <w:r>
-              <w:rPr>
-                <w:rFonts w:ascii="游ゴシック" w:eastAsia="游ゴシック" w:hAnsi="游ゴシック"/>
-                <w:sz w:val="20"/>
-              </w:rPr>
-              <w:t>K</w:t>
-            </w:r>
           </w:p>
         </w:tc>
         <w:tc>
@@ -1423,7 +1213,7 @@
             <w:pPr>
               <w:snapToGrid w:val="0"/>
               <w:rPr>
-                <w:rFonts w:ascii="游ゴシック" w:eastAsia="游ゴシック" w:hAnsi="游ゴシック" w:hint="eastAsia"/>
+                <w:rFonts w:ascii="游ゴシック" w:eastAsia="游ゴシック" w:hAnsi="游ゴシック"/>
                 <w:sz w:val="20"/>
               </w:rPr>
             </w:pPr>
@@ -1450,20 +1240,6 @@
                 <w:sz w:val="20"/>
               </w:rPr>
             </w:pPr>
-            <w:r>
-              <w:rPr>
-                <w:rFonts w:ascii="游ゴシック" w:eastAsia="游ゴシック" w:hAnsi="游ゴシック" w:hint="eastAsia"/>
-                <w:sz w:val="20"/>
-              </w:rPr>
-              <w:t>8</w:t>
-            </w:r>
-            <w:r>
-              <w:rPr>
-                <w:rFonts w:ascii="游ゴシック" w:eastAsia="游ゴシック" w:hAnsi="游ゴシック"/>
-                <w:sz w:val="20"/>
-              </w:rPr>
-              <w:t>/15</w:t>
-            </w:r>
           </w:p>
         </w:tc>
         <w:tc>
@@ -1480,20 +1256,6 @@
                 <w:sz w:val="20"/>
               </w:rPr>
             </w:pPr>
-            <w:r>
-              <w:rPr>
-                <w:rFonts w:ascii="游ゴシック" w:eastAsia="游ゴシック" w:hAnsi="游ゴシック" w:hint="eastAsia"/>
-                <w:sz w:val="20"/>
-              </w:rPr>
-              <w:t>O</w:t>
-            </w:r>
-            <w:r>
-              <w:rPr>
-                <w:rFonts w:ascii="游ゴシック" w:eastAsia="游ゴシック" w:hAnsi="游ゴシック"/>
-                <w:sz w:val="20"/>
-              </w:rPr>
-              <w:t>K</w:t>
-            </w:r>
           </w:p>
         </w:tc>
         <w:tc>
@@ -1598,20 +1360,6 @@
                 <w:sz w:val="20"/>
               </w:rPr>
             </w:pPr>
-            <w:r>
-              <w:rPr>
-                <w:rFonts w:ascii="游ゴシック" w:eastAsia="游ゴシック" w:hAnsi="游ゴシック" w:hint="eastAsia"/>
-                <w:sz w:val="20"/>
-              </w:rPr>
-              <w:t>8</w:t>
-            </w:r>
-            <w:r>
-              <w:rPr>
-                <w:rFonts w:ascii="游ゴシック" w:eastAsia="游ゴシック" w:hAnsi="游ゴシック"/>
-                <w:sz w:val="20"/>
-              </w:rPr>
-              <w:t>/15</w:t>
-            </w:r>
           </w:p>
         </w:tc>
         <w:tc>
@@ -1628,20 +1376,6 @@
                 <w:sz w:val="20"/>
               </w:rPr>
             </w:pPr>
-            <w:r>
-              <w:rPr>
-                <w:rFonts w:ascii="游ゴシック" w:eastAsia="游ゴシック" w:hAnsi="游ゴシック" w:hint="eastAsia"/>
-                <w:sz w:val="20"/>
-              </w:rPr>
-              <w:t>O</w:t>
-            </w:r>
-            <w:r>
-              <w:rPr>
-                <w:rFonts w:ascii="游ゴシック" w:eastAsia="游ゴシック" w:hAnsi="游ゴシック"/>
-                <w:sz w:val="20"/>
-              </w:rPr>
-              <w:t>K</w:t>
-            </w:r>
           </w:p>
         </w:tc>
         <w:tc>
@@ -1705,16 +1439,30 @@
             <w:pPr>
               <w:snapToGrid w:val="0"/>
               <w:rPr>
-                <w:rFonts w:ascii="游ゴシック" w:eastAsia="游ゴシック" w:hAnsi="游ゴシック" w:hint="eastAsia"/>
-                <w:sz w:val="20"/>
-              </w:rPr>
-            </w:pPr>
-            <w:r>
-              <w:rPr>
-                <w:rFonts w:ascii="游ゴシック" w:eastAsia="游ゴシック" w:hAnsi="游ゴシック" w:hint="eastAsia"/>
-                <w:sz w:val="20"/>
-              </w:rPr>
-              <w:t>料金検索画面を確認する。</w:t>
+                <w:rFonts w:ascii="游ゴシック" w:eastAsia="游ゴシック" w:hAnsi="游ゴシック"/>
+                <w:sz w:val="20"/>
+              </w:rPr>
+            </w:pPr>
+            <w:r>
+              <w:rPr>
+                <w:rFonts w:ascii="游ゴシック" w:eastAsia="游ゴシック" w:hAnsi="游ゴシック" w:hint="eastAsia"/>
+                <w:sz w:val="20"/>
+              </w:rPr>
+              <w:t>料金検索</w:t>
+            </w:r>
+            <w:r>
+              <w:rPr>
+                <w:rFonts w:ascii="游ゴシック" w:eastAsia="游ゴシック" w:hAnsi="游ゴシック" w:hint="eastAsia"/>
+                <w:sz w:val="20"/>
+              </w:rPr>
+              <w:t>結果</w:t>
+            </w:r>
+            <w:r>
+              <w:rPr>
+                <w:rFonts w:ascii="游ゴシック" w:eastAsia="游ゴシック" w:hAnsi="游ゴシック" w:hint="eastAsia"/>
+                <w:sz w:val="20"/>
+              </w:rPr>
+              <w:t>画面を確認する。</w:t>
             </w:r>
           </w:p>
         </w:tc>
@@ -1727,7 +1475,7 @@
             <w:pPr>
               <w:snapToGrid w:val="0"/>
               <w:rPr>
-                <w:rFonts w:ascii="游ゴシック" w:eastAsia="游ゴシック" w:hAnsi="游ゴシック" w:hint="eastAsia"/>
+                <w:rFonts w:ascii="游ゴシック" w:eastAsia="游ゴシック" w:hAnsi="游ゴシック"/>
                 <w:sz w:val="20"/>
               </w:rPr>
             </w:pPr>
@@ -1754,20 +1502,6 @@
                 <w:sz w:val="20"/>
               </w:rPr>
             </w:pPr>
-            <w:r>
-              <w:rPr>
-                <w:rFonts w:ascii="游ゴシック" w:eastAsia="游ゴシック" w:hAnsi="游ゴシック" w:hint="eastAsia"/>
-                <w:sz w:val="20"/>
-              </w:rPr>
-              <w:t>8</w:t>
-            </w:r>
-            <w:r>
-              <w:rPr>
-                <w:rFonts w:ascii="游ゴシック" w:eastAsia="游ゴシック" w:hAnsi="游ゴシック"/>
-                <w:sz w:val="20"/>
-              </w:rPr>
-              <w:t>/15</w:t>
-            </w:r>
           </w:p>
         </w:tc>
         <w:tc>
@@ -1784,20 +1518,6 @@
                 <w:sz w:val="20"/>
               </w:rPr>
             </w:pPr>
-            <w:r>
-              <w:rPr>
-                <w:rFonts w:ascii="游ゴシック" w:eastAsia="游ゴシック" w:hAnsi="游ゴシック" w:hint="eastAsia"/>
-                <w:sz w:val="20"/>
-              </w:rPr>
-              <w:t>O</w:t>
-            </w:r>
-            <w:r>
-              <w:rPr>
-                <w:rFonts w:ascii="游ゴシック" w:eastAsia="游ゴシック" w:hAnsi="游ゴシック"/>
-                <w:sz w:val="20"/>
-              </w:rPr>
-              <w:t>K</w:t>
-            </w:r>
           </w:p>
         </w:tc>
         <w:tc>
@@ -1874,7 +1594,7 @@
             <w:pPr>
               <w:snapToGrid w:val="0"/>
               <w:rPr>
-                <w:rFonts w:ascii="游ゴシック" w:eastAsia="游ゴシック" w:hAnsi="游ゴシック" w:hint="eastAsia"/>
+                <w:rFonts w:ascii="游ゴシック" w:eastAsia="游ゴシック" w:hAnsi="游ゴシック"/>
                 <w:sz w:val="20"/>
               </w:rPr>
             </w:pPr>
@@ -1901,20 +1621,6 @@
                 <w:sz w:val="20"/>
               </w:rPr>
             </w:pPr>
-            <w:r>
-              <w:rPr>
-                <w:rFonts w:ascii="游ゴシック" w:eastAsia="游ゴシック" w:hAnsi="游ゴシック" w:hint="eastAsia"/>
-                <w:sz w:val="20"/>
-              </w:rPr>
-              <w:t>8</w:t>
-            </w:r>
-            <w:r>
-              <w:rPr>
-                <w:rFonts w:ascii="游ゴシック" w:eastAsia="游ゴシック" w:hAnsi="游ゴシック"/>
-                <w:sz w:val="20"/>
-              </w:rPr>
-              <w:t>/15</w:t>
-            </w:r>
           </w:p>
         </w:tc>
         <w:tc>
@@ -1931,20 +1637,6 @@
                 <w:sz w:val="20"/>
               </w:rPr>
             </w:pPr>
-            <w:r>
-              <w:rPr>
-                <w:rFonts w:ascii="游ゴシック" w:eastAsia="游ゴシック" w:hAnsi="游ゴシック" w:hint="eastAsia"/>
-                <w:sz w:val="20"/>
-              </w:rPr>
-              <w:t>O</w:t>
-            </w:r>
-            <w:r>
-              <w:rPr>
-                <w:rFonts w:ascii="游ゴシック" w:eastAsia="游ゴシック" w:hAnsi="游ゴシック"/>
-                <w:sz w:val="20"/>
-              </w:rPr>
-              <w:t>K</w:t>
-            </w:r>
           </w:p>
         </w:tc>
         <w:tc>
@@ -1956,7 +1648,7 @@
             <w:pPr>
               <w:snapToGrid w:val="0"/>
               <w:rPr>
-                <w:rFonts w:ascii="游ゴシック" w:eastAsia="游ゴシック" w:hAnsi="游ゴシック" w:hint="eastAsia"/>
+                <w:rFonts w:ascii="游ゴシック" w:eastAsia="游ゴシック" w:hAnsi="游ゴシック"/>
                 <w:sz w:val="20"/>
               </w:rPr>
             </w:pPr>
@@ -2007,7 +1699,7 @@
             <w:pPr>
               <w:snapToGrid w:val="0"/>
               <w:rPr>
-                <w:rFonts w:ascii="游ゴシック" w:eastAsia="游ゴシック" w:hAnsi="游ゴシック" w:hint="eastAsia"/>
+                <w:rFonts w:ascii="游ゴシック" w:eastAsia="游ゴシック" w:hAnsi="游ゴシック"/>
                 <w:sz w:val="20"/>
               </w:rPr>
             </w:pPr>
@@ -2031,7 +1723,23 @@
                 <w:rFonts w:ascii="游ゴシック" w:eastAsia="游ゴシック" w:hAnsi="游ゴシック" w:hint="eastAsia"/>
                 <w:sz w:val="20"/>
               </w:rPr>
-              <w:t>料金のテキストが表示されていること。</w:t>
+              <w:t>月額</w:t>
+            </w:r>
+            <w:r>
+              <w:rPr>
+                <w:rFonts w:ascii="游ゴシック" w:eastAsia="游ゴシック" w:hAnsi="游ゴシック" w:hint="eastAsia"/>
+                <w:sz w:val="20"/>
+              </w:rPr>
+              <w:t>料</w:t>
+            </w:r>
+            <w:bookmarkStart w:id="0" w:name="_GoBack"/>
+            <w:bookmarkEnd w:id="0"/>
+            <w:r>
+              <w:rPr>
+                <w:rFonts w:ascii="游ゴシック" w:eastAsia="游ゴシック" w:hAnsi="游ゴシック" w:hint="eastAsia"/>
+                <w:sz w:val="20"/>
+              </w:rPr>
+              <w:t>金のテキストが表示されていること。</w:t>
             </w:r>
           </w:p>
         </w:tc>
@@ -2049,20 +1757,6 @@
                 <w:sz w:val="20"/>
               </w:rPr>
             </w:pPr>
-            <w:r>
-              <w:rPr>
-                <w:rFonts w:ascii="游ゴシック" w:eastAsia="游ゴシック" w:hAnsi="游ゴシック" w:hint="eastAsia"/>
-                <w:sz w:val="20"/>
-              </w:rPr>
-              <w:t>8</w:t>
-            </w:r>
-            <w:r>
-              <w:rPr>
-                <w:rFonts w:ascii="游ゴシック" w:eastAsia="游ゴシック" w:hAnsi="游ゴシック"/>
-                <w:sz w:val="20"/>
-              </w:rPr>
-              <w:t>/15</w:t>
-            </w:r>
           </w:p>
         </w:tc>
         <w:tc>
@@ -2079,20 +1773,6 @@
                 <w:sz w:val="20"/>
               </w:rPr>
             </w:pPr>
-            <w:r>
-              <w:rPr>
-                <w:rFonts w:ascii="游ゴシック" w:eastAsia="游ゴシック" w:hAnsi="游ゴシック" w:hint="eastAsia"/>
-                <w:sz w:val="20"/>
-              </w:rPr>
-              <w:t>O</w:t>
-            </w:r>
-            <w:r>
-              <w:rPr>
-                <w:rFonts w:ascii="游ゴシック" w:eastAsia="游ゴシック" w:hAnsi="游ゴシック"/>
-                <w:sz w:val="20"/>
-              </w:rPr>
-              <w:t>K</w:t>
-            </w:r>
           </w:p>
         </w:tc>
         <w:tc>
@@ -2125,7 +1805,7 @@
               <w:snapToGrid w:val="0"/>
               <w:jc w:val="center"/>
               <w:rPr>
-                <w:rFonts w:ascii="游ゴシック" w:eastAsia="游ゴシック" w:hAnsi="游ゴシック" w:hint="eastAsia"/>
+                <w:rFonts w:ascii="游ゴシック" w:eastAsia="游ゴシック" w:hAnsi="游ゴシック"/>
                 <w:sz w:val="20"/>
               </w:rPr>
             </w:pPr>
@@ -2156,7 +1836,7 @@
             <w:pPr>
               <w:snapToGrid w:val="0"/>
               <w:rPr>
-                <w:rFonts w:ascii="游ゴシック" w:eastAsia="游ゴシック" w:hAnsi="游ゴシック" w:hint="eastAsia"/>
+                <w:rFonts w:ascii="游ゴシック" w:eastAsia="游ゴシック" w:hAnsi="游ゴシック"/>
                 <w:sz w:val="20"/>
               </w:rPr>
             </w:pPr>
@@ -2198,20 +1878,6 @@
                 <w:sz w:val="20"/>
               </w:rPr>
             </w:pPr>
-            <w:r>
-              <w:rPr>
-                <w:rFonts w:ascii="游ゴシック" w:eastAsia="游ゴシック" w:hAnsi="游ゴシック" w:hint="eastAsia"/>
-                <w:sz w:val="20"/>
-              </w:rPr>
-              <w:t>8</w:t>
-            </w:r>
-            <w:r>
-              <w:rPr>
-                <w:rFonts w:ascii="游ゴシック" w:eastAsia="游ゴシック" w:hAnsi="游ゴシック"/>
-                <w:sz w:val="20"/>
-              </w:rPr>
-              <w:t>/15</w:t>
-            </w:r>
           </w:p>
         </w:tc>
         <w:tc>
@@ -2228,20 +1894,6 @@
                 <w:sz w:val="20"/>
               </w:rPr>
             </w:pPr>
-            <w:r>
-              <w:rPr>
-                <w:rFonts w:ascii="游ゴシック" w:eastAsia="游ゴシック" w:hAnsi="游ゴシック" w:hint="eastAsia"/>
-                <w:sz w:val="20"/>
-              </w:rPr>
-              <w:t>O</w:t>
-            </w:r>
-            <w:r>
-              <w:rPr>
-                <w:rFonts w:ascii="游ゴシック" w:eastAsia="游ゴシック" w:hAnsi="游ゴシック"/>
-                <w:sz w:val="20"/>
-              </w:rPr>
-              <w:t>K</w:t>
-            </w:r>
           </w:p>
         </w:tc>
         <w:tc>
@@ -2274,7 +1926,7 @@
               <w:snapToGrid w:val="0"/>
               <w:jc w:val="center"/>
               <w:rPr>
-                <w:rFonts w:ascii="游ゴシック" w:eastAsia="游ゴシック" w:hAnsi="游ゴシック" w:hint="eastAsia"/>
+                <w:rFonts w:ascii="游ゴシック" w:eastAsia="游ゴシック" w:hAnsi="游ゴシック"/>
                 <w:sz w:val="20"/>
               </w:rPr>
             </w:pPr>
@@ -2304,7 +1956,7 @@
             <w:pPr>
               <w:snapToGrid w:val="0"/>
               <w:rPr>
-                <w:rFonts w:ascii="游ゴシック" w:eastAsia="游ゴシック" w:hAnsi="游ゴシック" w:hint="eastAsia"/>
+                <w:rFonts w:ascii="游ゴシック" w:eastAsia="游ゴシック" w:hAnsi="游ゴシック"/>
                 <w:sz w:val="20"/>
               </w:rPr>
             </w:pPr>
@@ -2319,7 +1971,7 @@
             <w:pPr>
               <w:snapToGrid w:val="0"/>
               <w:rPr>
-                <w:rFonts w:ascii="游ゴシック" w:eastAsia="游ゴシック" w:hAnsi="游ゴシック" w:hint="eastAsia"/>
+                <w:rFonts w:ascii="游ゴシック" w:eastAsia="游ゴシック" w:hAnsi="游ゴシック"/>
                 <w:sz w:val="20"/>
               </w:rPr>
             </w:pPr>
@@ -2346,20 +1998,6 @@
                 <w:sz w:val="20"/>
               </w:rPr>
             </w:pPr>
-            <w:r>
-              <w:rPr>
-                <w:rFonts w:ascii="游ゴシック" w:eastAsia="游ゴシック" w:hAnsi="游ゴシック" w:hint="eastAsia"/>
-                <w:sz w:val="20"/>
-              </w:rPr>
-              <w:t>8</w:t>
-            </w:r>
-            <w:r>
-              <w:rPr>
-                <w:rFonts w:ascii="游ゴシック" w:eastAsia="游ゴシック" w:hAnsi="游ゴシック"/>
-                <w:sz w:val="20"/>
-              </w:rPr>
-              <w:t>/15</w:t>
-            </w:r>
           </w:p>
         </w:tc>
         <w:tc>
@@ -2376,20 +2014,6 @@
                 <w:sz w:val="20"/>
               </w:rPr>
             </w:pPr>
-            <w:r>
-              <w:rPr>
-                <w:rFonts w:ascii="游ゴシック" w:eastAsia="游ゴシック" w:hAnsi="游ゴシック" w:hint="eastAsia"/>
-                <w:sz w:val="20"/>
-              </w:rPr>
-              <w:t>O</w:t>
-            </w:r>
-            <w:r>
-              <w:rPr>
-                <w:rFonts w:ascii="游ゴシック" w:eastAsia="游ゴシック" w:hAnsi="游ゴシック"/>
-                <w:sz w:val="20"/>
-              </w:rPr>
-              <w:t>K</w:t>
-            </w:r>
           </w:p>
         </w:tc>
         <w:tc>
@@ -2422,7 +2046,7 @@
               <w:snapToGrid w:val="0"/>
               <w:jc w:val="center"/>
               <w:rPr>
-                <w:rFonts w:ascii="游ゴシック" w:eastAsia="游ゴシック" w:hAnsi="游ゴシック" w:hint="eastAsia"/>
+                <w:rFonts w:ascii="游ゴシック" w:eastAsia="游ゴシック" w:hAnsi="游ゴシック"/>
                 <w:sz w:val="20"/>
               </w:rPr>
             </w:pPr>
@@ -2452,7 +2076,7 @@
             <w:pPr>
               <w:snapToGrid w:val="0"/>
               <w:rPr>
-                <w:rFonts w:ascii="游ゴシック" w:eastAsia="游ゴシック" w:hAnsi="游ゴシック" w:hint="eastAsia"/>
+                <w:rFonts w:ascii="游ゴシック" w:eastAsia="游ゴシック" w:hAnsi="游ゴシック"/>
                 <w:sz w:val="20"/>
               </w:rPr>
             </w:pPr>
@@ -2501,20 +2125,6 @@
                 <w:sz w:val="20"/>
               </w:rPr>
             </w:pPr>
-            <w:r>
-              <w:rPr>
-                <w:rFonts w:ascii="游ゴシック" w:eastAsia="游ゴシック" w:hAnsi="游ゴシック" w:hint="eastAsia"/>
-                <w:sz w:val="20"/>
-              </w:rPr>
-              <w:t>8</w:t>
-            </w:r>
-            <w:r>
-              <w:rPr>
-                <w:rFonts w:ascii="游ゴシック" w:eastAsia="游ゴシック" w:hAnsi="游ゴシック"/>
-                <w:sz w:val="20"/>
-              </w:rPr>
-              <w:t>/15</w:t>
-            </w:r>
           </w:p>
         </w:tc>
         <w:tc>
@@ -2531,20 +2141,6 @@
                 <w:sz w:val="20"/>
               </w:rPr>
             </w:pPr>
-            <w:r>
-              <w:rPr>
-                <w:rFonts w:ascii="游ゴシック" w:eastAsia="游ゴシック" w:hAnsi="游ゴシック" w:hint="eastAsia"/>
-                <w:sz w:val="20"/>
-              </w:rPr>
-              <w:t>O</w:t>
-            </w:r>
-            <w:r>
-              <w:rPr>
-                <w:rFonts w:ascii="游ゴシック" w:eastAsia="游ゴシック" w:hAnsi="游ゴシック"/>
-                <w:sz w:val="20"/>
-              </w:rPr>
-              <w:t>K</w:t>
-            </w:r>
           </w:p>
         </w:tc>
         <w:tc>
@@ -2577,7 +2173,7 @@
               <w:snapToGrid w:val="0"/>
               <w:jc w:val="center"/>
               <w:rPr>
-                <w:rFonts w:ascii="游ゴシック" w:eastAsia="游ゴシック" w:hAnsi="游ゴシック" w:hint="eastAsia"/>
+                <w:rFonts w:ascii="游ゴシック" w:eastAsia="游ゴシック" w:hAnsi="游ゴシック"/>
                 <w:sz w:val="20"/>
               </w:rPr>
             </w:pPr>
@@ -2607,7 +2203,7 @@
             <w:pPr>
               <w:snapToGrid w:val="0"/>
               <w:rPr>
-                <w:rFonts w:ascii="游ゴシック" w:eastAsia="游ゴシック" w:hAnsi="游ゴシック" w:hint="eastAsia"/>
+                <w:rFonts w:ascii="游ゴシック" w:eastAsia="游ゴシック" w:hAnsi="游ゴシック"/>
                 <w:sz w:val="20"/>
               </w:rPr>
             </w:pPr>
@@ -2622,7 +2218,7 @@
             <w:pPr>
               <w:snapToGrid w:val="0"/>
               <w:rPr>
-                <w:rFonts w:ascii="游ゴシック" w:eastAsia="游ゴシック" w:hAnsi="游ゴシック" w:hint="eastAsia"/>
+                <w:rFonts w:ascii="游ゴシック" w:eastAsia="游ゴシック" w:hAnsi="游ゴシック"/>
                 <w:sz w:val="20"/>
               </w:rPr>
             </w:pPr>
@@ -2649,20 +2245,6 @@
                 <w:sz w:val="20"/>
               </w:rPr>
             </w:pPr>
-            <w:r>
-              <w:rPr>
-                <w:rFonts w:ascii="游ゴシック" w:eastAsia="游ゴシック" w:hAnsi="游ゴシック" w:hint="eastAsia"/>
-                <w:sz w:val="20"/>
-              </w:rPr>
-              <w:t>8</w:t>
-            </w:r>
-            <w:r>
-              <w:rPr>
-                <w:rFonts w:ascii="游ゴシック" w:eastAsia="游ゴシック" w:hAnsi="游ゴシック"/>
-                <w:sz w:val="20"/>
-              </w:rPr>
-              <w:t>/15</w:t>
-            </w:r>
           </w:p>
         </w:tc>
         <w:tc>
@@ -2679,20 +2261,6 @@
                 <w:sz w:val="20"/>
               </w:rPr>
             </w:pPr>
-            <w:r>
-              <w:rPr>
-                <w:rFonts w:ascii="游ゴシック" w:eastAsia="游ゴシック" w:hAnsi="游ゴシック" w:hint="eastAsia"/>
-                <w:sz w:val="20"/>
-              </w:rPr>
-              <w:t>O</w:t>
-            </w:r>
-            <w:r>
-              <w:rPr>
-                <w:rFonts w:ascii="游ゴシック" w:eastAsia="游ゴシック" w:hAnsi="游ゴシック"/>
-                <w:sz w:val="20"/>
-              </w:rPr>
-              <w:t>K</w:t>
-            </w:r>
           </w:p>
         </w:tc>
         <w:tc>
@@ -2725,7 +2293,7 @@
               <w:snapToGrid w:val="0"/>
               <w:jc w:val="center"/>
               <w:rPr>
-                <w:rFonts w:ascii="游ゴシック" w:eastAsia="游ゴシック" w:hAnsi="游ゴシック" w:hint="eastAsia"/>
+                <w:rFonts w:ascii="游ゴシック" w:eastAsia="游ゴシック" w:hAnsi="游ゴシック"/>
                 <w:sz w:val="20"/>
               </w:rPr>
             </w:pPr>
@@ -2747,7 +2315,7 @@
             <w:pPr>
               <w:snapToGrid w:val="0"/>
               <w:rPr>
-                <w:rFonts w:ascii="游ゴシック" w:eastAsia="游ゴシック" w:hAnsi="游ゴシック" w:hint="eastAsia"/>
+                <w:rFonts w:ascii="游ゴシック" w:eastAsia="游ゴシック" w:hAnsi="游ゴシック"/>
                 <w:sz w:val="20"/>
               </w:rPr>
             </w:pPr>
@@ -2796,20 +2364,6 @@
                 <w:sz w:val="20"/>
               </w:rPr>
             </w:pPr>
-            <w:r>
-              <w:rPr>
-                <w:rFonts w:ascii="游ゴシック" w:eastAsia="游ゴシック" w:hAnsi="游ゴシック" w:hint="eastAsia"/>
-                <w:sz w:val="20"/>
-              </w:rPr>
-              <w:t>8</w:t>
-            </w:r>
-            <w:r>
-              <w:rPr>
-                <w:rFonts w:ascii="游ゴシック" w:eastAsia="游ゴシック" w:hAnsi="游ゴシック"/>
-                <w:sz w:val="20"/>
-              </w:rPr>
-              <w:t>/15</w:t>
-            </w:r>
           </w:p>
         </w:tc>
         <w:tc>
@@ -2826,20 +2380,6 @@
                 <w:sz w:val="20"/>
               </w:rPr>
             </w:pPr>
-            <w:r>
-              <w:rPr>
-                <w:rFonts w:ascii="游ゴシック" w:eastAsia="游ゴシック" w:hAnsi="游ゴシック" w:hint="eastAsia"/>
-                <w:sz w:val="20"/>
-              </w:rPr>
-              <w:t>O</w:t>
-            </w:r>
-            <w:r>
-              <w:rPr>
-                <w:rFonts w:ascii="游ゴシック" w:eastAsia="游ゴシック" w:hAnsi="游ゴシック"/>
-                <w:sz w:val="20"/>
-              </w:rPr>
-              <w:t>K</w:t>
-            </w:r>
           </w:p>
         </w:tc>
         <w:tc>
@@ -2872,7 +2412,7 @@
               <w:snapToGrid w:val="0"/>
               <w:jc w:val="center"/>
               <w:rPr>
-                <w:rFonts w:ascii="游ゴシック" w:eastAsia="游ゴシック" w:hAnsi="游ゴシック" w:hint="eastAsia"/>
+                <w:rFonts w:ascii="游ゴシック" w:eastAsia="游ゴシック" w:hAnsi="游ゴシック"/>
                 <w:sz w:val="20"/>
               </w:rPr>
             </w:pPr>
@@ -2894,7 +2434,7 @@
             <w:pPr>
               <w:snapToGrid w:val="0"/>
               <w:rPr>
-                <w:rFonts w:ascii="游ゴシック" w:eastAsia="游ゴシック" w:hAnsi="游ゴシック" w:hint="eastAsia"/>
+                <w:rFonts w:ascii="游ゴシック" w:eastAsia="游ゴシック" w:hAnsi="游ゴシック"/>
                 <w:sz w:val="20"/>
               </w:rPr>
             </w:pPr>
@@ -2943,20 +2483,6 @@
                 <w:sz w:val="20"/>
               </w:rPr>
             </w:pPr>
-            <w:r>
-              <w:rPr>
-                <w:rFonts w:ascii="游ゴシック" w:eastAsia="游ゴシック" w:hAnsi="游ゴシック" w:hint="eastAsia"/>
-                <w:sz w:val="20"/>
-              </w:rPr>
-              <w:t>8</w:t>
-            </w:r>
-            <w:r>
-              <w:rPr>
-                <w:rFonts w:ascii="游ゴシック" w:eastAsia="游ゴシック" w:hAnsi="游ゴシック"/>
-                <w:sz w:val="20"/>
-              </w:rPr>
-              <w:t>/15</w:t>
-            </w:r>
           </w:p>
         </w:tc>
         <w:tc>
@@ -2973,20 +2499,6 @@
                 <w:sz w:val="20"/>
               </w:rPr>
             </w:pPr>
-            <w:r>
-              <w:rPr>
-                <w:rFonts w:ascii="游ゴシック" w:eastAsia="游ゴシック" w:hAnsi="游ゴシック" w:hint="eastAsia"/>
-                <w:sz w:val="20"/>
-              </w:rPr>
-              <w:t>O</w:t>
-            </w:r>
-            <w:r>
-              <w:rPr>
-                <w:rFonts w:ascii="游ゴシック" w:eastAsia="游ゴシック" w:hAnsi="游ゴシック"/>
-                <w:sz w:val="20"/>
-              </w:rPr>
-              <w:t>K</w:t>
-            </w:r>
           </w:p>
         </w:tc>
         <w:tc>
@@ -3019,7 +2531,7 @@
               <w:snapToGrid w:val="0"/>
               <w:jc w:val="center"/>
               <w:rPr>
-                <w:rFonts w:ascii="游ゴシック" w:eastAsia="游ゴシック" w:hAnsi="游ゴシック" w:hint="eastAsia"/>
+                <w:rFonts w:ascii="游ゴシック" w:eastAsia="游ゴシック" w:hAnsi="游ゴシック"/>
                 <w:sz w:val="20"/>
               </w:rPr>
             </w:pPr>
@@ -3048,16 +2560,30 @@
             <w:pPr>
               <w:snapToGrid w:val="0"/>
               <w:rPr>
-                <w:rFonts w:ascii="游ゴシック" w:eastAsia="游ゴシック" w:hAnsi="游ゴシック" w:hint="eastAsia"/>
-                <w:sz w:val="20"/>
-              </w:rPr>
-            </w:pPr>
-            <w:r>
-              <w:rPr>
-                <w:rFonts w:ascii="游ゴシック" w:eastAsia="游ゴシック" w:hAnsi="游ゴシック" w:hint="eastAsia"/>
-                <w:sz w:val="20"/>
-              </w:rPr>
-              <w:t>料金検索画面で登録されていない料金名を入力して電柵ボタンを押下する。</w:t>
+                <w:rFonts w:ascii="游ゴシック" w:eastAsia="游ゴシック" w:hAnsi="游ゴシック"/>
+                <w:sz w:val="20"/>
+              </w:rPr>
+            </w:pPr>
+            <w:r>
+              <w:rPr>
+                <w:rFonts w:ascii="游ゴシック" w:eastAsia="游ゴシック" w:hAnsi="游ゴシック" w:hint="eastAsia"/>
+                <w:sz w:val="20"/>
+              </w:rPr>
+              <w:t>料金検索画面で登録されていない料金名を入力して</w:t>
+            </w:r>
+            <w:r>
+              <w:rPr>
+                <w:rFonts w:ascii="游ゴシック" w:eastAsia="游ゴシック" w:hAnsi="游ゴシック" w:hint="eastAsia"/>
+                <w:sz w:val="20"/>
+              </w:rPr>
+              <w:t>検索</w:t>
+            </w:r>
+            <w:r>
+              <w:rPr>
+                <w:rFonts w:ascii="游ゴシック" w:eastAsia="游ゴシック" w:hAnsi="游ゴシック" w:hint="eastAsia"/>
+                <w:sz w:val="20"/>
+              </w:rPr>
+              <w:t>ボタンを押下する。</w:t>
             </w:r>
           </w:p>
         </w:tc>
@@ -3070,7 +2596,7 @@
             <w:pPr>
               <w:snapToGrid w:val="0"/>
               <w:rPr>
-                <w:rFonts w:ascii="游ゴシック" w:eastAsia="游ゴシック" w:hAnsi="游ゴシック" w:hint="eastAsia"/>
+                <w:rFonts w:ascii="游ゴシック" w:eastAsia="游ゴシック" w:hAnsi="游ゴシック"/>
                 <w:sz w:val="20"/>
               </w:rPr>
             </w:pPr>
@@ -3097,20 +2623,6 @@
                 <w:sz w:val="20"/>
               </w:rPr>
             </w:pPr>
-            <w:r>
-              <w:rPr>
-                <w:rFonts w:ascii="游ゴシック" w:eastAsia="游ゴシック" w:hAnsi="游ゴシック" w:hint="eastAsia"/>
-                <w:sz w:val="20"/>
-              </w:rPr>
-              <w:t>8</w:t>
-            </w:r>
-            <w:r>
-              <w:rPr>
-                <w:rFonts w:ascii="游ゴシック" w:eastAsia="游ゴシック" w:hAnsi="游ゴシック"/>
-                <w:sz w:val="20"/>
-              </w:rPr>
-              <w:t>/15</w:t>
-            </w:r>
           </w:p>
         </w:tc>
         <w:tc>
@@ -3127,20 +2639,6 @@
                 <w:sz w:val="20"/>
               </w:rPr>
             </w:pPr>
-            <w:r>
-              <w:rPr>
-                <w:rFonts w:ascii="游ゴシック" w:eastAsia="游ゴシック" w:hAnsi="游ゴシック" w:hint="eastAsia"/>
-                <w:sz w:val="20"/>
-              </w:rPr>
-              <w:t>O</w:t>
-            </w:r>
-            <w:r>
-              <w:rPr>
-                <w:rFonts w:ascii="游ゴシック" w:eastAsia="游ゴシック" w:hAnsi="游ゴシック"/>
-                <w:sz w:val="20"/>
-              </w:rPr>
-              <w:t>K</w:t>
-            </w:r>
           </w:p>
         </w:tc>
         <w:tc>
@@ -3602,7 +3100,7 @@
           <w:pPr>
             <w:ind w:leftChars="42" w:left="88"/>
             <w:rPr>
-              <w:rFonts w:ascii="游ゴシック" w:eastAsia="游ゴシック" w:hAnsi="游ゴシック" w:cs="Arial Unicode MS" w:hint="eastAsia"/>
+              <w:rFonts w:ascii="游ゴシック" w:eastAsia="游ゴシック" w:hAnsi="游ゴシック" w:cs="Arial Unicode MS"/>
               <w:sz w:val="20"/>
             </w:rPr>
           </w:pPr>
@@ -3761,8 +3259,6 @@
             </w:rPr>
             <w:t>-</w:t>
           </w:r>
-          <w:bookmarkStart w:id="0" w:name="_GoBack"/>
-          <w:bookmarkEnd w:id="0"/>
         </w:p>
       </w:tc>
       <w:tc>

--- a/extra/report/No3_課題3テストケース.docx
+++ b/extra/report/No3_課題3テストケース.docx
@@ -182,96 +182,92 @@
         <w:tc>
           <w:tcPr>
             <w:tcW w:w="1050" w:type="dxa"/>
-            <w:vAlign w:val="center"/>
-          </w:tcPr>
-          <w:p>
-            <w:pPr>
-              <w:snapToGrid w:val="0"/>
-              <w:jc w:val="center"/>
-              <w:rPr>
-                <w:rFonts w:ascii="游ゴシック" w:eastAsia="游ゴシック" w:hAnsi="游ゴシック"/>
-                <w:sz w:val="20"/>
-              </w:rPr>
-            </w:pPr>
-            <w:r>
-              <w:rPr>
-                <w:rFonts w:ascii="游ゴシック" w:eastAsia="游ゴシック" w:hAnsi="游ゴシック" w:hint="eastAsia"/>
-                <w:sz w:val="20"/>
-              </w:rPr>
-              <w:t>1</w:t>
-            </w:r>
-            <w:r>
-              <w:rPr>
-                <w:rFonts w:ascii="游ゴシック" w:eastAsia="游ゴシック" w:hAnsi="游ゴシック" w:hint="eastAsia"/>
-                <w:sz w:val="20"/>
-              </w:rPr>
-              <w:t>-</w:t>
-            </w:r>
-            <w:r>
-              <w:rPr>
-                <w:rFonts w:ascii="游ゴシック" w:eastAsia="游ゴシック" w:hAnsi="游ゴシック"/>
-                <w:sz w:val="20"/>
-              </w:rPr>
-              <w:t>1</w:t>
+            <w:shd w:val="clear" w:color="auto" w:fill="auto"/>
+            <w:vAlign w:val="center"/>
+          </w:tcPr>
+          <w:p>
+            <w:pPr>
+              <w:snapToGrid w:val="0"/>
+              <w:jc w:val="center"/>
+              <w:rPr>
+                <w:rFonts w:ascii="游ゴシック" w:eastAsia="游ゴシック" w:hAnsi="游ゴシック" w:hint="eastAsia"/>
+                <w:sz w:val="20"/>
+              </w:rPr>
+            </w:pPr>
+            <w:r>
+              <w:rPr>
+                <w:rFonts w:ascii="游ゴシック" w:eastAsia="游ゴシック" w:hAnsi="游ゴシック" w:hint="eastAsia"/>
+                <w:sz w:val="20"/>
+              </w:rPr>
+              <w:t>前提条件</w:t>
             </w:r>
           </w:p>
         </w:tc>
         <w:tc>
           <w:tcPr>
             <w:tcW w:w="5355" w:type="dxa"/>
-            <w:vMerge w:val="restart"/>
-            <w:vAlign w:val="center"/>
-          </w:tcPr>
-          <w:p>
-            <w:pPr>
-              <w:snapToGrid w:val="0"/>
-              <w:rPr>
-                <w:rFonts w:ascii="游ゴシック" w:eastAsia="游ゴシック" w:hAnsi="游ゴシック"/>
-                <w:sz w:val="20"/>
-              </w:rPr>
-            </w:pPr>
-            <w:r>
-              <w:rPr>
-                <w:rFonts w:ascii="游ゴシック" w:eastAsia="游ゴシック" w:hAnsi="游ゴシック" w:hint="eastAsia"/>
-                <w:sz w:val="20"/>
-              </w:rPr>
-              <w:t>ログイン画面を確認する。</w:t>
+            <w:shd w:val="clear" w:color="auto" w:fill="auto"/>
+            <w:vAlign w:val="center"/>
+          </w:tcPr>
+          <w:p>
+            <w:pPr>
+              <w:snapToGrid w:val="0"/>
+              <w:jc w:val="center"/>
+              <w:rPr>
+                <w:rFonts w:ascii="游ゴシック" w:eastAsia="游ゴシック" w:hAnsi="游ゴシック" w:hint="eastAsia"/>
+                <w:sz w:val="20"/>
+              </w:rPr>
+            </w:pPr>
+            <w:r>
+              <w:rPr>
+                <w:rFonts w:ascii="游ゴシック" w:eastAsia="游ゴシック" w:hAnsi="游ゴシック" w:hint="eastAsia"/>
+                <w:sz w:val="20"/>
+              </w:rPr>
+              <w:t>データベースに料金情報を登録しておく。</w:t>
             </w:r>
           </w:p>
         </w:tc>
         <w:tc>
           <w:tcPr>
             <w:tcW w:w="4935" w:type="dxa"/>
-            <w:vAlign w:val="center"/>
-          </w:tcPr>
-          <w:p>
-            <w:pPr>
-              <w:snapToGrid w:val="0"/>
-              <w:rPr>
-                <w:rFonts w:ascii="游ゴシック" w:eastAsia="游ゴシック" w:hAnsi="游ゴシック"/>
-                <w:sz w:val="20"/>
-              </w:rPr>
-            </w:pPr>
-            <w:r>
-              <w:rPr>
-                <w:rFonts w:ascii="游ゴシック" w:eastAsia="游ゴシック" w:hAnsi="游ゴシック" w:hint="eastAsia"/>
-                <w:sz w:val="20"/>
-              </w:rPr>
-              <w:t>サービスメニューに料金情報管理が存在していること。</w:t>
+            <w:shd w:val="clear" w:color="auto" w:fill="auto"/>
+            <w:vAlign w:val="center"/>
+          </w:tcPr>
+          <w:p>
+            <w:pPr>
+              <w:rPr>
+                <w:rFonts w:ascii="游ゴシック" w:eastAsia="游ゴシック" w:hAnsi="游ゴシック" w:hint="eastAsia"/>
+                <w:sz w:val="20"/>
+              </w:rPr>
+            </w:pPr>
+            <w:r>
+              <w:rPr>
+                <w:rFonts w:ascii="游ゴシック" w:eastAsia="游ゴシック" w:hAnsi="游ゴシック" w:hint="eastAsia"/>
+                <w:sz w:val="20"/>
+              </w:rPr>
+              <w:t>No3_課題3テスト結果.xlsx</w:t>
+            </w:r>
+            <w:r>
+              <w:rPr>
+                <w:rFonts w:ascii="游ゴシック" w:eastAsia="游ゴシック" w:hAnsi="游ゴシック" w:hint="eastAsia"/>
+                <w:sz w:val="20"/>
+              </w:rPr>
+              <w:t>の前提条件シート参照</w:t>
             </w:r>
           </w:p>
         </w:tc>
         <w:tc>
           <w:tcPr>
             <w:tcW w:w="1050" w:type="dxa"/>
-            <w:vAlign w:val="center"/>
-          </w:tcPr>
-          <w:p>
-            <w:pPr>
-              <w:snapToGrid w:val="0"/>
-              <w:jc w:val="center"/>
-              <w:rPr>
-                <w:rFonts w:ascii="游ゴシック" w:eastAsia="游ゴシック" w:hAnsi="游ゴシック"/>
+            <w:shd w:val="clear" w:color="auto" w:fill="auto"/>
+            <w:vAlign w:val="center"/>
+          </w:tcPr>
+          <w:p>
+            <w:pPr>
+              <w:snapToGrid w:val="0"/>
+              <w:jc w:val="center"/>
+              <w:rPr>
+                <w:rFonts w:ascii="游ゴシック" w:eastAsia="游ゴシック" w:hAnsi="游ゴシック" w:hint="eastAsia"/>
                 <w:sz w:val="20"/>
               </w:rPr>
             </w:pPr>
@@ -280,14 +276,15 @@
         <w:tc>
           <w:tcPr>
             <w:tcW w:w="945" w:type="dxa"/>
-            <w:vAlign w:val="center"/>
-          </w:tcPr>
-          <w:p>
-            <w:pPr>
-              <w:snapToGrid w:val="0"/>
-              <w:jc w:val="center"/>
-              <w:rPr>
-                <w:rFonts w:ascii="游ゴシック" w:eastAsia="游ゴシック" w:hAnsi="游ゴシック"/>
+            <w:shd w:val="clear" w:color="auto" w:fill="auto"/>
+            <w:vAlign w:val="center"/>
+          </w:tcPr>
+          <w:p>
+            <w:pPr>
+              <w:snapToGrid w:val="0"/>
+              <w:jc w:val="center"/>
+              <w:rPr>
+                <w:rFonts w:ascii="游ゴシック" w:eastAsia="游ゴシック" w:hAnsi="游ゴシック" w:hint="eastAsia"/>
                 <w:sz w:val="20"/>
               </w:rPr>
             </w:pPr>
@@ -296,13 +293,15 @@
         <w:tc>
           <w:tcPr>
             <w:tcW w:w="2310" w:type="dxa"/>
-            <w:vAlign w:val="center"/>
-          </w:tcPr>
-          <w:p>
-            <w:pPr>
-              <w:snapToGrid w:val="0"/>
-              <w:rPr>
-                <w:rFonts w:ascii="游ゴシック" w:eastAsia="游ゴシック" w:hAnsi="游ゴシック"/>
+            <w:shd w:val="clear" w:color="auto" w:fill="auto"/>
+            <w:vAlign w:val="center"/>
+          </w:tcPr>
+          <w:p>
+            <w:pPr>
+              <w:snapToGrid w:val="0"/>
+              <w:jc w:val="center"/>
+              <w:rPr>
+                <w:rFonts w:ascii="游ゴシック" w:eastAsia="游ゴシック" w:hAnsi="游ゴシック" w:hint="eastAsia"/>
                 <w:sz w:val="20"/>
               </w:rPr>
             </w:pPr>
@@ -329,27 +328,48 @@
             </w:pPr>
             <w:r>
               <w:rPr>
-                <w:rFonts w:ascii="游ゴシック" w:eastAsia="游ゴシック" w:hAnsi="游ゴシック"/>
-                <w:sz w:val="20"/>
-              </w:rPr>
-              <w:t>1-2</w:t>
+                <w:rFonts w:ascii="游ゴシック" w:eastAsia="游ゴシック" w:hAnsi="游ゴシック" w:hint="eastAsia"/>
+                <w:sz w:val="20"/>
+              </w:rPr>
+              <w:t>1</w:t>
+            </w:r>
+            <w:r>
+              <w:rPr>
+                <w:rFonts w:ascii="游ゴシック" w:eastAsia="游ゴシック" w:hAnsi="游ゴシック" w:hint="eastAsia"/>
+                <w:sz w:val="20"/>
+              </w:rPr>
+              <w:t>-</w:t>
+            </w:r>
+            <w:r>
+              <w:rPr>
+                <w:rFonts w:ascii="游ゴシック" w:eastAsia="游ゴシック" w:hAnsi="游ゴシック"/>
+                <w:sz w:val="20"/>
+              </w:rPr>
+              <w:t>1</w:t>
             </w:r>
           </w:p>
         </w:tc>
         <w:tc>
           <w:tcPr>
             <w:tcW w:w="5355" w:type="dxa"/>
-            <w:vMerge/>
-            <w:vAlign w:val="center"/>
-          </w:tcPr>
-          <w:p>
-            <w:pPr>
-              <w:snapToGrid w:val="0"/>
-              <w:rPr>
-                <w:rFonts w:ascii="游ゴシック" w:eastAsia="游ゴシック" w:hAnsi="游ゴシック"/>
-                <w:sz w:val="20"/>
-              </w:rPr>
-            </w:pPr>
+            <w:vMerge w:val="restart"/>
+            <w:vAlign w:val="center"/>
+          </w:tcPr>
+          <w:p>
+            <w:pPr>
+              <w:snapToGrid w:val="0"/>
+              <w:rPr>
+                <w:rFonts w:ascii="游ゴシック" w:eastAsia="游ゴシック" w:hAnsi="游ゴシック"/>
+                <w:sz w:val="20"/>
+              </w:rPr>
+            </w:pPr>
+            <w:r>
+              <w:rPr>
+                <w:rFonts w:ascii="游ゴシック" w:eastAsia="游ゴシック" w:hAnsi="游ゴシック" w:hint="eastAsia"/>
+                <w:sz w:val="20"/>
+              </w:rPr>
+              <w:t>ログイン画面を確認する。</w:t>
+            </w:r>
           </w:p>
         </w:tc>
         <w:tc>
@@ -370,7 +390,7 @@
                 <w:rFonts w:ascii="游ゴシック" w:eastAsia="游ゴシック" w:hAnsi="游ゴシック" w:hint="eastAsia"/>
                 <w:sz w:val="20"/>
               </w:rPr>
-              <w:t>サービスメニューの料金情報管理の文字が灰色であること。</w:t>
+              <w:t>サービスメニューに料金情報管理が存在していること。</w:t>
             </w:r>
           </w:p>
         </w:tc>
@@ -384,10 +404,24 @@
               <w:snapToGrid w:val="0"/>
               <w:jc w:val="center"/>
               <w:rPr>
-                <w:rFonts w:ascii="游ゴシック" w:eastAsia="游ゴシック" w:hAnsi="游ゴシック"/>
-                <w:sz w:val="20"/>
-              </w:rPr>
-            </w:pPr>
+                <w:rFonts w:ascii="游ゴシック" w:eastAsia="游ゴシック" w:hAnsi="游ゴシック" w:hint="eastAsia"/>
+                <w:sz w:val="20"/>
+              </w:rPr>
+            </w:pPr>
+            <w:r>
+              <w:rPr>
+                <w:rFonts w:ascii="游ゴシック" w:eastAsia="游ゴシック" w:hAnsi="游ゴシック" w:hint="eastAsia"/>
+                <w:sz w:val="20"/>
+              </w:rPr>
+              <w:t>8</w:t>
+            </w:r>
+            <w:r>
+              <w:rPr>
+                <w:rFonts w:ascii="游ゴシック" w:eastAsia="游ゴシック" w:hAnsi="游ゴシック"/>
+                <w:sz w:val="20"/>
+              </w:rPr>
+              <w:t>/15</w:t>
+            </w:r>
           </w:p>
         </w:tc>
         <w:tc>
@@ -404,6 +438,20 @@
                 <w:sz w:val="20"/>
               </w:rPr>
             </w:pPr>
+            <w:r>
+              <w:rPr>
+                <w:rFonts w:ascii="游ゴシック" w:eastAsia="游ゴシック" w:hAnsi="游ゴシック" w:hint="eastAsia"/>
+                <w:sz w:val="20"/>
+              </w:rPr>
+              <w:t>O</w:t>
+            </w:r>
+            <w:r>
+              <w:rPr>
+                <w:rFonts w:ascii="游ゴシック" w:eastAsia="游ゴシック" w:hAnsi="游ゴシック"/>
+                <w:sz w:val="20"/>
+              </w:rPr>
+              <w:t>K</w:t>
+            </w:r>
           </w:p>
         </w:tc>
         <w:tc>
@@ -442,41 +490,27 @@
             </w:pPr>
             <w:r>
               <w:rPr>
-                <w:rFonts w:ascii="游ゴシック" w:eastAsia="游ゴシック" w:hAnsi="游ゴシック" w:hint="eastAsia"/>
-                <w:sz w:val="20"/>
-              </w:rPr>
-              <w:t>2</w:t>
-            </w:r>
-            <w:r>
-              <w:rPr>
-                <w:rFonts w:ascii="游ゴシック" w:eastAsia="游ゴシック" w:hAnsi="游ゴシック"/>
-                <w:sz w:val="20"/>
-              </w:rPr>
-              <w:t>-1</w:t>
+                <w:rFonts w:ascii="游ゴシック" w:eastAsia="游ゴシック" w:hAnsi="游ゴシック"/>
+                <w:sz w:val="20"/>
+              </w:rPr>
+              <w:t>1-2</w:t>
             </w:r>
           </w:p>
         </w:tc>
         <w:tc>
           <w:tcPr>
             <w:tcW w:w="5355" w:type="dxa"/>
-            <w:vMerge w:val="restart"/>
-            <w:vAlign w:val="center"/>
-          </w:tcPr>
-          <w:p>
-            <w:pPr>
-              <w:snapToGrid w:val="0"/>
-              <w:rPr>
-                <w:rFonts w:ascii="游ゴシック" w:eastAsia="游ゴシック" w:hAnsi="游ゴシック"/>
-                <w:sz w:val="20"/>
-              </w:rPr>
-            </w:pPr>
-            <w:r>
-              <w:rPr>
-                <w:rFonts w:ascii="游ゴシック" w:eastAsia="游ゴシック" w:hAnsi="游ゴシック" w:hint="eastAsia"/>
-                <w:sz w:val="20"/>
-              </w:rPr>
-              <w:t>トップ画面を確認する。</w:t>
-            </w:r>
+            <w:vMerge/>
+            <w:vAlign w:val="center"/>
+          </w:tcPr>
+          <w:p>
+            <w:pPr>
+              <w:snapToGrid w:val="0"/>
+              <w:rPr>
+                <w:rFonts w:ascii="游ゴシック" w:eastAsia="游ゴシック" w:hAnsi="游ゴシック"/>
+                <w:sz w:val="20"/>
+              </w:rPr>
+            </w:pPr>
           </w:p>
         </w:tc>
         <w:tc>
@@ -497,7 +531,7 @@
                 <w:rFonts w:ascii="游ゴシック" w:eastAsia="游ゴシック" w:hAnsi="游ゴシック" w:hint="eastAsia"/>
                 <w:sz w:val="20"/>
               </w:rPr>
-              <w:t>サービスメニューに料金情報管理が存在していること。</w:t>
+              <w:t>サービスメニューの料金情報管理の文字が灰色であること。</w:t>
             </w:r>
           </w:p>
         </w:tc>
@@ -515,6 +549,20 @@
                 <w:sz w:val="20"/>
               </w:rPr>
             </w:pPr>
+            <w:r>
+              <w:rPr>
+                <w:rFonts w:ascii="游ゴシック" w:eastAsia="游ゴシック" w:hAnsi="游ゴシック" w:hint="eastAsia"/>
+                <w:sz w:val="20"/>
+              </w:rPr>
+              <w:t>8</w:t>
+            </w:r>
+            <w:r>
+              <w:rPr>
+                <w:rFonts w:ascii="游ゴシック" w:eastAsia="游ゴシック" w:hAnsi="游ゴシック"/>
+                <w:sz w:val="20"/>
+              </w:rPr>
+              <w:t>/15</w:t>
+            </w:r>
           </w:p>
         </w:tc>
         <w:tc>
@@ -531,6 +579,20 @@
                 <w:sz w:val="20"/>
               </w:rPr>
             </w:pPr>
+            <w:r>
+              <w:rPr>
+                <w:rFonts w:ascii="游ゴシック" w:eastAsia="游ゴシック" w:hAnsi="游ゴシック" w:hint="eastAsia"/>
+                <w:sz w:val="20"/>
+              </w:rPr>
+              <w:t>O</w:t>
+            </w:r>
+            <w:r>
+              <w:rPr>
+                <w:rFonts w:ascii="游ゴシック" w:eastAsia="游ゴシック" w:hAnsi="游ゴシック"/>
+                <w:sz w:val="20"/>
+              </w:rPr>
+              <w:t>K</w:t>
+            </w:r>
           </w:p>
         </w:tc>
         <w:tc>
@@ -579,24 +641,31 @@
                 <w:rFonts w:ascii="游ゴシック" w:eastAsia="游ゴシック" w:hAnsi="游ゴシック"/>
                 <w:sz w:val="20"/>
               </w:rPr>
-              <w:t>-2</w:t>
+              <w:t>-1</w:t>
             </w:r>
           </w:p>
         </w:tc>
         <w:tc>
           <w:tcPr>
             <w:tcW w:w="5355" w:type="dxa"/>
-            <w:vMerge/>
-            <w:vAlign w:val="center"/>
-          </w:tcPr>
-          <w:p>
-            <w:pPr>
-              <w:snapToGrid w:val="0"/>
-              <w:rPr>
-                <w:rFonts w:ascii="游ゴシック" w:eastAsia="游ゴシック" w:hAnsi="游ゴシック"/>
-                <w:sz w:val="20"/>
-              </w:rPr>
-            </w:pPr>
+            <w:vMerge w:val="restart"/>
+            <w:vAlign w:val="center"/>
+          </w:tcPr>
+          <w:p>
+            <w:pPr>
+              <w:snapToGrid w:val="0"/>
+              <w:rPr>
+                <w:rFonts w:ascii="游ゴシック" w:eastAsia="游ゴシック" w:hAnsi="游ゴシック"/>
+                <w:sz w:val="20"/>
+              </w:rPr>
+            </w:pPr>
+            <w:r>
+              <w:rPr>
+                <w:rFonts w:ascii="游ゴシック" w:eastAsia="游ゴシック" w:hAnsi="游ゴシック" w:hint="eastAsia"/>
+                <w:sz w:val="20"/>
+              </w:rPr>
+              <w:t>トップ画面を確認する。</w:t>
+            </w:r>
           </w:p>
         </w:tc>
         <w:tc>
@@ -617,7 +686,7 @@
                 <w:rFonts w:ascii="游ゴシック" w:eastAsia="游ゴシック" w:hAnsi="游ゴシック" w:hint="eastAsia"/>
                 <w:sz w:val="20"/>
               </w:rPr>
-              <w:t>サービスメニューの料金情報管理の文字が灰色であること。</w:t>
+              <w:t>サービスメニューに料金情報管理が存在していること。</w:t>
             </w:r>
           </w:p>
         </w:tc>
@@ -635,6 +704,20 @@
                 <w:sz w:val="20"/>
               </w:rPr>
             </w:pPr>
+            <w:r>
+              <w:rPr>
+                <w:rFonts w:ascii="游ゴシック" w:eastAsia="游ゴシック" w:hAnsi="游ゴシック" w:hint="eastAsia"/>
+                <w:sz w:val="20"/>
+              </w:rPr>
+              <w:t>8</w:t>
+            </w:r>
+            <w:r>
+              <w:rPr>
+                <w:rFonts w:ascii="游ゴシック" w:eastAsia="游ゴシック" w:hAnsi="游ゴシック"/>
+                <w:sz w:val="20"/>
+              </w:rPr>
+              <w:t>/15</w:t>
+            </w:r>
           </w:p>
         </w:tc>
         <w:tc>
@@ -651,6 +734,20 @@
                 <w:sz w:val="20"/>
               </w:rPr>
             </w:pPr>
+            <w:r>
+              <w:rPr>
+                <w:rFonts w:ascii="游ゴシック" w:eastAsia="游ゴシック" w:hAnsi="游ゴシック" w:hint="eastAsia"/>
+                <w:sz w:val="20"/>
+              </w:rPr>
+              <w:t>O</w:t>
+            </w:r>
+            <w:r>
+              <w:rPr>
+                <w:rFonts w:ascii="游ゴシック" w:eastAsia="游ゴシック" w:hAnsi="游ゴシック"/>
+                <w:sz w:val="20"/>
+              </w:rPr>
+              <w:t>K</w:t>
+            </w:r>
           </w:p>
         </w:tc>
         <w:tc>
@@ -668,6 +765,8 @@
             </w:pPr>
           </w:p>
         </w:tc>
+        <w:bookmarkStart w:id="0" w:name="_GoBack"/>
+        <w:bookmarkEnd w:id="0"/>
       </w:tr>
       <w:tr>
         <w:trPr>
@@ -692,30 +791,31 @@
                 <w:rFonts w:ascii="游ゴシック" w:eastAsia="游ゴシック" w:hAnsi="游ゴシック" w:hint="eastAsia"/>
                 <w:sz w:val="20"/>
               </w:rPr>
-              <w:t>3</w:t>
+              <w:t>2</w:t>
+            </w:r>
+            <w:r>
+              <w:rPr>
+                <w:rFonts w:ascii="游ゴシック" w:eastAsia="游ゴシック" w:hAnsi="游ゴシック"/>
+                <w:sz w:val="20"/>
+              </w:rPr>
+              <w:t>-2</w:t>
             </w:r>
           </w:p>
         </w:tc>
         <w:tc>
           <w:tcPr>
             <w:tcW w:w="5355" w:type="dxa"/>
-            <w:vAlign w:val="center"/>
-          </w:tcPr>
-          <w:p>
-            <w:pPr>
-              <w:snapToGrid w:val="0"/>
-              <w:rPr>
-                <w:rFonts w:ascii="游ゴシック" w:eastAsia="游ゴシック" w:hAnsi="游ゴシック"/>
-                <w:sz w:val="20"/>
-              </w:rPr>
-            </w:pPr>
-            <w:r>
-              <w:rPr>
-                <w:rFonts w:ascii="游ゴシック" w:eastAsia="游ゴシック" w:hAnsi="游ゴシック" w:hint="eastAsia"/>
-                <w:sz w:val="20"/>
-              </w:rPr>
-              <w:t>料金情報管理画面を確認する。</w:t>
-            </w:r>
+            <w:vMerge/>
+            <w:vAlign w:val="center"/>
+          </w:tcPr>
+          <w:p>
+            <w:pPr>
+              <w:snapToGrid w:val="0"/>
+              <w:rPr>
+                <w:rFonts w:ascii="游ゴシック" w:eastAsia="游ゴシック" w:hAnsi="游ゴシック"/>
+                <w:sz w:val="20"/>
+              </w:rPr>
+            </w:pPr>
           </w:p>
         </w:tc>
         <w:tc>
@@ -736,7 +836,7 @@
                 <w:rFonts w:ascii="游ゴシック" w:eastAsia="游ゴシック" w:hAnsi="游ゴシック" w:hint="eastAsia"/>
                 <w:sz w:val="20"/>
               </w:rPr>
-              <w:t>サービスメニューの料金情報管理の文字が白色であること。</w:t>
+              <w:t>サービスメニューの料金情報管理の文字が灰色であること。</w:t>
             </w:r>
           </w:p>
         </w:tc>
@@ -754,6 +854,20 @@
                 <w:sz w:val="20"/>
               </w:rPr>
             </w:pPr>
+            <w:r>
+              <w:rPr>
+                <w:rFonts w:ascii="游ゴシック" w:eastAsia="游ゴシック" w:hAnsi="游ゴシック" w:hint="eastAsia"/>
+                <w:sz w:val="20"/>
+              </w:rPr>
+              <w:t>8</w:t>
+            </w:r>
+            <w:r>
+              <w:rPr>
+                <w:rFonts w:ascii="游ゴシック" w:eastAsia="游ゴシック" w:hAnsi="游ゴシック"/>
+                <w:sz w:val="20"/>
+              </w:rPr>
+              <w:t>/15</w:t>
+            </w:r>
           </w:p>
         </w:tc>
         <w:tc>
@@ -770,6 +884,20 @@
                 <w:sz w:val="20"/>
               </w:rPr>
             </w:pPr>
+            <w:r>
+              <w:rPr>
+                <w:rFonts w:ascii="游ゴシック" w:eastAsia="游ゴシック" w:hAnsi="游ゴシック" w:hint="eastAsia"/>
+                <w:sz w:val="20"/>
+              </w:rPr>
+              <w:t>O</w:t>
+            </w:r>
+            <w:r>
+              <w:rPr>
+                <w:rFonts w:ascii="游ゴシック" w:eastAsia="游ゴシック" w:hAnsi="游ゴシック"/>
+                <w:sz w:val="20"/>
+              </w:rPr>
+              <w:t>K</w:t>
+            </w:r>
           </w:p>
         </w:tc>
         <w:tc>
@@ -811,7 +939,7 @@
                 <w:rFonts w:ascii="游ゴシック" w:eastAsia="游ゴシック" w:hAnsi="游ゴシック" w:hint="eastAsia"/>
                 <w:sz w:val="20"/>
               </w:rPr>
-              <w:t>4</w:t>
+              <w:t>3</w:t>
             </w:r>
           </w:p>
         </w:tc>
@@ -833,7 +961,7 @@
                 <w:rFonts w:ascii="游ゴシック" w:eastAsia="游ゴシック" w:hAnsi="游ゴシック" w:hint="eastAsia"/>
                 <w:sz w:val="20"/>
               </w:rPr>
-              <w:t>現在の画面が料金検索画面以外の状態でサービスメニューの料金情報を押下する。</w:t>
+              <w:t>料金情報管理画面を確認する。</w:t>
             </w:r>
           </w:p>
         </w:tc>
@@ -855,7 +983,7 @@
                 <w:rFonts w:ascii="游ゴシック" w:eastAsia="游ゴシック" w:hAnsi="游ゴシック" w:hint="eastAsia"/>
                 <w:sz w:val="20"/>
               </w:rPr>
-              <w:t>料金検索画面に遷移すること。</w:t>
+              <w:t>サービスメニューの料金情報管理の文字が白色であること。</w:t>
             </w:r>
           </w:p>
         </w:tc>
@@ -873,6 +1001,20 @@
                 <w:sz w:val="20"/>
               </w:rPr>
             </w:pPr>
+            <w:r>
+              <w:rPr>
+                <w:rFonts w:ascii="游ゴシック" w:eastAsia="游ゴシック" w:hAnsi="游ゴシック" w:hint="eastAsia"/>
+                <w:sz w:val="20"/>
+              </w:rPr>
+              <w:t>8</w:t>
+            </w:r>
+            <w:r>
+              <w:rPr>
+                <w:rFonts w:ascii="游ゴシック" w:eastAsia="游ゴシック" w:hAnsi="游ゴシック"/>
+                <w:sz w:val="20"/>
+              </w:rPr>
+              <w:t>/15</w:t>
+            </w:r>
           </w:p>
         </w:tc>
         <w:tc>
@@ -889,6 +1031,20 @@
                 <w:sz w:val="20"/>
               </w:rPr>
             </w:pPr>
+            <w:r>
+              <w:rPr>
+                <w:rFonts w:ascii="游ゴシック" w:eastAsia="游ゴシック" w:hAnsi="游ゴシック" w:hint="eastAsia"/>
+                <w:sz w:val="20"/>
+              </w:rPr>
+              <w:t>O</w:t>
+            </w:r>
+            <w:r>
+              <w:rPr>
+                <w:rFonts w:ascii="游ゴシック" w:eastAsia="游ゴシック" w:hAnsi="游ゴシック"/>
+                <w:sz w:val="20"/>
+              </w:rPr>
+              <w:t>K</w:t>
+            </w:r>
           </w:p>
         </w:tc>
         <w:tc>
@@ -930,37 +1086,29 @@
                 <w:rFonts w:ascii="游ゴシック" w:eastAsia="游ゴシック" w:hAnsi="游ゴシック" w:hint="eastAsia"/>
                 <w:sz w:val="20"/>
               </w:rPr>
-              <w:t>5</w:t>
-            </w:r>
-            <w:r>
-              <w:rPr>
-                <w:rFonts w:ascii="游ゴシック" w:eastAsia="游ゴシック" w:hAnsi="游ゴシック"/>
-                <w:sz w:val="20"/>
-              </w:rPr>
-              <w:t>-1</w:t>
+              <w:t>4</w:t>
             </w:r>
           </w:p>
         </w:tc>
         <w:tc>
           <w:tcPr>
             <w:tcW w:w="5355" w:type="dxa"/>
-            <w:vMerge w:val="restart"/>
-            <w:vAlign w:val="center"/>
-          </w:tcPr>
-          <w:p>
-            <w:pPr>
-              <w:snapToGrid w:val="0"/>
-              <w:rPr>
-                <w:rFonts w:ascii="游ゴシック" w:eastAsia="游ゴシック" w:hAnsi="游ゴシック"/>
-                <w:sz w:val="20"/>
-              </w:rPr>
-            </w:pPr>
-            <w:r>
-              <w:rPr>
-                <w:rFonts w:ascii="游ゴシック" w:eastAsia="游ゴシック" w:hAnsi="游ゴシック" w:hint="eastAsia"/>
-                <w:sz w:val="20"/>
-              </w:rPr>
-              <w:t>料金検索画面を確認する。</w:t>
+            <w:vAlign w:val="center"/>
+          </w:tcPr>
+          <w:p>
+            <w:pPr>
+              <w:snapToGrid w:val="0"/>
+              <w:rPr>
+                <w:rFonts w:ascii="游ゴシック" w:eastAsia="游ゴシック" w:hAnsi="游ゴシック"/>
+                <w:sz w:val="20"/>
+              </w:rPr>
+            </w:pPr>
+            <w:r>
+              <w:rPr>
+                <w:rFonts w:ascii="游ゴシック" w:eastAsia="游ゴシック" w:hAnsi="游ゴシック" w:hint="eastAsia"/>
+                <w:sz w:val="20"/>
+              </w:rPr>
+              <w:t>現在の画面が料金検索画面以外の状態でサービスメニューの料金情報を押下する。</w:t>
             </w:r>
           </w:p>
         </w:tc>
@@ -982,7 +1130,7 @@
                 <w:rFonts w:ascii="游ゴシック" w:eastAsia="游ゴシック" w:hAnsi="游ゴシック" w:hint="eastAsia"/>
                 <w:sz w:val="20"/>
               </w:rPr>
-              <w:t>料金検索のテキストが表示されていること。</w:t>
+              <w:t>料金検索画面に遷移すること。</w:t>
             </w:r>
           </w:p>
         </w:tc>
@@ -1000,6 +1148,20 @@
                 <w:sz w:val="20"/>
               </w:rPr>
             </w:pPr>
+            <w:r>
+              <w:rPr>
+                <w:rFonts w:ascii="游ゴシック" w:eastAsia="游ゴシック" w:hAnsi="游ゴシック" w:hint="eastAsia"/>
+                <w:sz w:val="20"/>
+              </w:rPr>
+              <w:t>8</w:t>
+            </w:r>
+            <w:r>
+              <w:rPr>
+                <w:rFonts w:ascii="游ゴシック" w:eastAsia="游ゴシック" w:hAnsi="游ゴシック"/>
+                <w:sz w:val="20"/>
+              </w:rPr>
+              <w:t>/15</w:t>
+            </w:r>
           </w:p>
         </w:tc>
         <w:tc>
@@ -1016,6 +1178,20 @@
                 <w:sz w:val="20"/>
               </w:rPr>
             </w:pPr>
+            <w:r>
+              <w:rPr>
+                <w:rFonts w:ascii="游ゴシック" w:eastAsia="游ゴシック" w:hAnsi="游ゴシック" w:hint="eastAsia"/>
+                <w:sz w:val="20"/>
+              </w:rPr>
+              <w:t>O</w:t>
+            </w:r>
+            <w:r>
+              <w:rPr>
+                <w:rFonts w:ascii="游ゴシック" w:eastAsia="游ゴシック" w:hAnsi="游ゴシック"/>
+                <w:sz w:val="20"/>
+              </w:rPr>
+              <w:t>K</w:t>
+            </w:r>
           </w:p>
         </w:tc>
         <w:tc>
@@ -1064,24 +1240,31 @@
                 <w:rFonts w:ascii="游ゴシック" w:eastAsia="游ゴシック" w:hAnsi="游ゴシック"/>
                 <w:sz w:val="20"/>
               </w:rPr>
-              <w:t>-2</w:t>
+              <w:t>-1</w:t>
             </w:r>
           </w:p>
         </w:tc>
         <w:tc>
           <w:tcPr>
             <w:tcW w:w="5355" w:type="dxa"/>
-            <w:vMerge/>
-            <w:vAlign w:val="center"/>
-          </w:tcPr>
-          <w:p>
-            <w:pPr>
-              <w:snapToGrid w:val="0"/>
-              <w:rPr>
-                <w:rFonts w:ascii="游ゴシック" w:eastAsia="游ゴシック" w:hAnsi="游ゴシック"/>
-                <w:sz w:val="20"/>
-              </w:rPr>
-            </w:pPr>
+            <w:vMerge w:val="restart"/>
+            <w:vAlign w:val="center"/>
+          </w:tcPr>
+          <w:p>
+            <w:pPr>
+              <w:snapToGrid w:val="0"/>
+              <w:rPr>
+                <w:rFonts w:ascii="游ゴシック" w:eastAsia="游ゴシック" w:hAnsi="游ゴシック"/>
+                <w:sz w:val="20"/>
+              </w:rPr>
+            </w:pPr>
+            <w:r>
+              <w:rPr>
+                <w:rFonts w:ascii="游ゴシック" w:eastAsia="游ゴシック" w:hAnsi="游ゴシック" w:hint="eastAsia"/>
+                <w:sz w:val="20"/>
+              </w:rPr>
+              <w:t>料金検索画面を確認する。</w:t>
+            </w:r>
           </w:p>
         </w:tc>
         <w:tc>
@@ -1102,7 +1285,7 @@
                 <w:rFonts w:ascii="游ゴシック" w:eastAsia="游ゴシック" w:hAnsi="游ゴシック" w:hint="eastAsia"/>
                 <w:sz w:val="20"/>
               </w:rPr>
-              <w:t>料金名のテキストが表示されていること。</w:t>
+              <w:t>料金検索のテキストが表示されていること。</w:t>
             </w:r>
           </w:p>
         </w:tc>
@@ -1120,6 +1303,20 @@
                 <w:sz w:val="20"/>
               </w:rPr>
             </w:pPr>
+            <w:r>
+              <w:rPr>
+                <w:rFonts w:ascii="游ゴシック" w:eastAsia="游ゴシック" w:hAnsi="游ゴシック" w:hint="eastAsia"/>
+                <w:sz w:val="20"/>
+              </w:rPr>
+              <w:t>8</w:t>
+            </w:r>
+            <w:r>
+              <w:rPr>
+                <w:rFonts w:ascii="游ゴシック" w:eastAsia="游ゴシック" w:hAnsi="游ゴシック"/>
+                <w:sz w:val="20"/>
+              </w:rPr>
+              <w:t>/15</w:t>
+            </w:r>
           </w:p>
         </w:tc>
         <w:tc>
@@ -1136,6 +1333,20 @@
                 <w:sz w:val="20"/>
               </w:rPr>
             </w:pPr>
+            <w:r>
+              <w:rPr>
+                <w:rFonts w:ascii="游ゴシック" w:eastAsia="游ゴシック" w:hAnsi="游ゴシック" w:hint="eastAsia"/>
+                <w:sz w:val="20"/>
+              </w:rPr>
+              <w:t>O</w:t>
+            </w:r>
+            <w:r>
+              <w:rPr>
+                <w:rFonts w:ascii="游ゴシック" w:eastAsia="游ゴシック" w:hAnsi="游ゴシック"/>
+                <w:sz w:val="20"/>
+              </w:rPr>
+              <w:t>K</w:t>
+            </w:r>
           </w:p>
         </w:tc>
         <w:tc>
@@ -1184,7 +1395,7 @@
                 <w:rFonts w:ascii="游ゴシック" w:eastAsia="游ゴシック" w:hAnsi="游ゴシック"/>
                 <w:sz w:val="20"/>
               </w:rPr>
-              <w:t>-3</w:t>
+              <w:t>-2</w:t>
             </w:r>
           </w:p>
         </w:tc>
@@ -1222,7 +1433,7 @@
                 <w:rFonts w:ascii="游ゴシック" w:eastAsia="游ゴシック" w:hAnsi="游ゴシック" w:hint="eastAsia"/>
                 <w:sz w:val="20"/>
               </w:rPr>
-              <w:t>料金名のテキストボックスが表示されていること。</w:t>
+              <w:t>料金名のテキストが表示されていること。</w:t>
             </w:r>
           </w:p>
         </w:tc>
@@ -1240,6 +1451,20 @@
                 <w:sz w:val="20"/>
               </w:rPr>
             </w:pPr>
+            <w:r>
+              <w:rPr>
+                <w:rFonts w:ascii="游ゴシック" w:eastAsia="游ゴシック" w:hAnsi="游ゴシック" w:hint="eastAsia"/>
+                <w:sz w:val="20"/>
+              </w:rPr>
+              <w:t>8</w:t>
+            </w:r>
+            <w:r>
+              <w:rPr>
+                <w:rFonts w:ascii="游ゴシック" w:eastAsia="游ゴシック" w:hAnsi="游ゴシック"/>
+                <w:sz w:val="20"/>
+              </w:rPr>
+              <w:t>/15</w:t>
+            </w:r>
           </w:p>
         </w:tc>
         <w:tc>
@@ -1256,6 +1481,20 @@
                 <w:sz w:val="20"/>
               </w:rPr>
             </w:pPr>
+            <w:r>
+              <w:rPr>
+                <w:rFonts w:ascii="游ゴシック" w:eastAsia="游ゴシック" w:hAnsi="游ゴシック" w:hint="eastAsia"/>
+                <w:sz w:val="20"/>
+              </w:rPr>
+              <w:t>O</w:t>
+            </w:r>
+            <w:r>
+              <w:rPr>
+                <w:rFonts w:ascii="游ゴシック" w:eastAsia="游ゴシック" w:hAnsi="游ゴシック"/>
+                <w:sz w:val="20"/>
+              </w:rPr>
+              <w:t>K</w:t>
+            </w:r>
           </w:p>
         </w:tc>
         <w:tc>
@@ -1304,7 +1543,7 @@
                 <w:rFonts w:ascii="游ゴシック" w:eastAsia="游ゴシック" w:hAnsi="游ゴシック"/>
                 <w:sz w:val="20"/>
               </w:rPr>
-              <w:t>-4</w:t>
+              <w:t>-3</w:t>
             </w:r>
           </w:p>
         </w:tc>
@@ -1342,6 +1581,154 @@
                 <w:rFonts w:ascii="游ゴシック" w:eastAsia="游ゴシック" w:hAnsi="游ゴシック" w:hint="eastAsia"/>
                 <w:sz w:val="20"/>
               </w:rPr>
+              <w:t>料金名のテキストボックスが表示されていること。</w:t>
+            </w:r>
+          </w:p>
+        </w:tc>
+        <w:tc>
+          <w:tcPr>
+            <w:tcW w:w="1050" w:type="dxa"/>
+            <w:vAlign w:val="center"/>
+          </w:tcPr>
+          <w:p>
+            <w:pPr>
+              <w:snapToGrid w:val="0"/>
+              <w:jc w:val="center"/>
+              <w:rPr>
+                <w:rFonts w:ascii="游ゴシック" w:eastAsia="游ゴシック" w:hAnsi="游ゴシック"/>
+                <w:sz w:val="20"/>
+              </w:rPr>
+            </w:pPr>
+            <w:r>
+              <w:rPr>
+                <w:rFonts w:ascii="游ゴシック" w:eastAsia="游ゴシック" w:hAnsi="游ゴシック" w:hint="eastAsia"/>
+                <w:sz w:val="20"/>
+              </w:rPr>
+              <w:t>8</w:t>
+            </w:r>
+            <w:r>
+              <w:rPr>
+                <w:rFonts w:ascii="游ゴシック" w:eastAsia="游ゴシック" w:hAnsi="游ゴシック"/>
+                <w:sz w:val="20"/>
+              </w:rPr>
+              <w:t>/15</w:t>
+            </w:r>
+          </w:p>
+        </w:tc>
+        <w:tc>
+          <w:tcPr>
+            <w:tcW w:w="945" w:type="dxa"/>
+            <w:vAlign w:val="center"/>
+          </w:tcPr>
+          <w:p>
+            <w:pPr>
+              <w:snapToGrid w:val="0"/>
+              <w:jc w:val="center"/>
+              <w:rPr>
+                <w:rFonts w:ascii="游ゴシック" w:eastAsia="游ゴシック" w:hAnsi="游ゴシック"/>
+                <w:sz w:val="20"/>
+              </w:rPr>
+            </w:pPr>
+            <w:r>
+              <w:rPr>
+                <w:rFonts w:ascii="游ゴシック" w:eastAsia="游ゴシック" w:hAnsi="游ゴシック" w:hint="eastAsia"/>
+                <w:sz w:val="20"/>
+              </w:rPr>
+              <w:t>O</w:t>
+            </w:r>
+            <w:r>
+              <w:rPr>
+                <w:rFonts w:ascii="游ゴシック" w:eastAsia="游ゴシック" w:hAnsi="游ゴシック"/>
+                <w:sz w:val="20"/>
+              </w:rPr>
+              <w:t>K</w:t>
+            </w:r>
+          </w:p>
+        </w:tc>
+        <w:tc>
+          <w:tcPr>
+            <w:tcW w:w="2310" w:type="dxa"/>
+            <w:vAlign w:val="center"/>
+          </w:tcPr>
+          <w:p>
+            <w:pPr>
+              <w:snapToGrid w:val="0"/>
+              <w:rPr>
+                <w:rFonts w:ascii="游ゴシック" w:eastAsia="游ゴシック" w:hAnsi="游ゴシック"/>
+                <w:sz w:val="20"/>
+              </w:rPr>
+            </w:pPr>
+          </w:p>
+        </w:tc>
+      </w:tr>
+      <w:tr>
+        <w:trPr>
+          <w:trHeight w:val="567"/>
+        </w:trPr>
+        <w:tc>
+          <w:tcPr>
+            <w:tcW w:w="1050" w:type="dxa"/>
+            <w:vAlign w:val="center"/>
+          </w:tcPr>
+          <w:p>
+            <w:pPr>
+              <w:snapToGrid w:val="0"/>
+              <w:jc w:val="center"/>
+              <w:rPr>
+                <w:rFonts w:ascii="游ゴシック" w:eastAsia="游ゴシック" w:hAnsi="游ゴシック"/>
+                <w:sz w:val="20"/>
+              </w:rPr>
+            </w:pPr>
+            <w:r>
+              <w:rPr>
+                <w:rFonts w:ascii="游ゴシック" w:eastAsia="游ゴシック" w:hAnsi="游ゴシック" w:hint="eastAsia"/>
+                <w:sz w:val="20"/>
+              </w:rPr>
+              <w:t>5</w:t>
+            </w:r>
+            <w:r>
+              <w:rPr>
+                <w:rFonts w:ascii="游ゴシック" w:eastAsia="游ゴシック" w:hAnsi="游ゴシック"/>
+                <w:sz w:val="20"/>
+              </w:rPr>
+              <w:t>-4</w:t>
+            </w:r>
+          </w:p>
+        </w:tc>
+        <w:tc>
+          <w:tcPr>
+            <w:tcW w:w="5355" w:type="dxa"/>
+            <w:vMerge/>
+            <w:vAlign w:val="center"/>
+          </w:tcPr>
+          <w:p>
+            <w:pPr>
+              <w:snapToGrid w:val="0"/>
+              <w:rPr>
+                <w:rFonts w:ascii="游ゴシック" w:eastAsia="游ゴシック" w:hAnsi="游ゴシック"/>
+                <w:sz w:val="20"/>
+              </w:rPr>
+            </w:pPr>
+          </w:p>
+        </w:tc>
+        <w:tc>
+          <w:tcPr>
+            <w:tcW w:w="4935" w:type="dxa"/>
+            <w:vAlign w:val="center"/>
+          </w:tcPr>
+          <w:p>
+            <w:pPr>
+              <w:snapToGrid w:val="0"/>
+              <w:rPr>
+                <w:rFonts w:ascii="游ゴシック" w:eastAsia="游ゴシック" w:hAnsi="游ゴシック"/>
+                <w:sz w:val="20"/>
+              </w:rPr>
+            </w:pPr>
+            <w:r>
+              <w:rPr>
+                <w:rFonts w:ascii="游ゴシック" w:eastAsia="游ゴシック" w:hAnsi="游ゴシック" w:hint="eastAsia"/>
+                <w:sz w:val="20"/>
+              </w:rPr>
               <w:t>検索ボタンが表示されていること。</w:t>
             </w:r>
           </w:p>
@@ -1360,6 +1747,20 @@
                 <w:sz w:val="20"/>
               </w:rPr>
             </w:pPr>
+            <w:r>
+              <w:rPr>
+                <w:rFonts w:ascii="游ゴシック" w:eastAsia="游ゴシック" w:hAnsi="游ゴシック" w:hint="eastAsia"/>
+                <w:sz w:val="20"/>
+              </w:rPr>
+              <w:t>8</w:t>
+            </w:r>
+            <w:r>
+              <w:rPr>
+                <w:rFonts w:ascii="游ゴシック" w:eastAsia="游ゴシック" w:hAnsi="游ゴシック"/>
+                <w:sz w:val="20"/>
+              </w:rPr>
+              <w:t>/15</w:t>
+            </w:r>
           </w:p>
         </w:tc>
         <w:tc>
@@ -1376,6 +1777,20 @@
                 <w:sz w:val="20"/>
               </w:rPr>
             </w:pPr>
+            <w:r>
+              <w:rPr>
+                <w:rFonts w:ascii="游ゴシック" w:eastAsia="游ゴシック" w:hAnsi="游ゴシック" w:hint="eastAsia"/>
+                <w:sz w:val="20"/>
+              </w:rPr>
+              <w:t>O</w:t>
+            </w:r>
+            <w:r>
+              <w:rPr>
+                <w:rFonts w:ascii="游ゴシック" w:eastAsia="游ゴシック" w:hAnsi="游ゴシック"/>
+                <w:sz w:val="20"/>
+              </w:rPr>
+              <w:t>K</w:t>
+            </w:r>
           </w:p>
         </w:tc>
         <w:tc>
@@ -1448,21 +1863,7 @@
                 <w:rFonts w:ascii="游ゴシック" w:eastAsia="游ゴシック" w:hAnsi="游ゴシック" w:hint="eastAsia"/>
                 <w:sz w:val="20"/>
               </w:rPr>
-              <w:t>料金検索</w:t>
-            </w:r>
-            <w:r>
-              <w:rPr>
-                <w:rFonts w:ascii="游ゴシック" w:eastAsia="游ゴシック" w:hAnsi="游ゴシック" w:hint="eastAsia"/>
-                <w:sz w:val="20"/>
-              </w:rPr>
-              <w:t>結果</w:t>
-            </w:r>
-            <w:r>
-              <w:rPr>
-                <w:rFonts w:ascii="游ゴシック" w:eastAsia="游ゴシック" w:hAnsi="游ゴシック" w:hint="eastAsia"/>
-                <w:sz w:val="20"/>
-              </w:rPr>
-              <w:t>画面を確認する。</w:t>
+              <w:t>料金検索結果画面を確認する。</w:t>
             </w:r>
           </w:p>
         </w:tc>
@@ -1502,6 +1903,20 @@
                 <w:sz w:val="20"/>
               </w:rPr>
             </w:pPr>
+            <w:r>
+              <w:rPr>
+                <w:rFonts w:ascii="游ゴシック" w:eastAsia="游ゴシック" w:hAnsi="游ゴシック" w:hint="eastAsia"/>
+                <w:sz w:val="20"/>
+              </w:rPr>
+              <w:t>8</w:t>
+            </w:r>
+            <w:r>
+              <w:rPr>
+                <w:rFonts w:ascii="游ゴシック" w:eastAsia="游ゴシック" w:hAnsi="游ゴシック"/>
+                <w:sz w:val="20"/>
+              </w:rPr>
+              <w:t>/15</w:t>
+            </w:r>
           </w:p>
         </w:tc>
         <w:tc>
@@ -1518,6 +1933,20 @@
                 <w:sz w:val="20"/>
               </w:rPr>
             </w:pPr>
+            <w:r>
+              <w:rPr>
+                <w:rFonts w:ascii="游ゴシック" w:eastAsia="游ゴシック" w:hAnsi="游ゴシック" w:hint="eastAsia"/>
+                <w:sz w:val="20"/>
+              </w:rPr>
+              <w:t>O</w:t>
+            </w:r>
+            <w:r>
+              <w:rPr>
+                <w:rFonts w:ascii="游ゴシック" w:eastAsia="游ゴシック" w:hAnsi="游ゴシック"/>
+                <w:sz w:val="20"/>
+              </w:rPr>
+              <w:t>K</w:t>
+            </w:r>
           </w:p>
         </w:tc>
         <w:tc>
@@ -1621,6 +2050,20 @@
                 <w:sz w:val="20"/>
               </w:rPr>
             </w:pPr>
+            <w:r>
+              <w:rPr>
+                <w:rFonts w:ascii="游ゴシック" w:eastAsia="游ゴシック" w:hAnsi="游ゴシック" w:hint="eastAsia"/>
+                <w:sz w:val="20"/>
+              </w:rPr>
+              <w:t>8</w:t>
+            </w:r>
+            <w:r>
+              <w:rPr>
+                <w:rFonts w:ascii="游ゴシック" w:eastAsia="游ゴシック" w:hAnsi="游ゴシック"/>
+                <w:sz w:val="20"/>
+              </w:rPr>
+              <w:t>/15</w:t>
+            </w:r>
           </w:p>
         </w:tc>
         <w:tc>
@@ -1637,6 +2080,20 @@
                 <w:sz w:val="20"/>
               </w:rPr>
             </w:pPr>
+            <w:r>
+              <w:rPr>
+                <w:rFonts w:ascii="游ゴシック" w:eastAsia="游ゴシック" w:hAnsi="游ゴシック" w:hint="eastAsia"/>
+                <w:sz w:val="20"/>
+              </w:rPr>
+              <w:t>O</w:t>
+            </w:r>
+            <w:r>
+              <w:rPr>
+                <w:rFonts w:ascii="游ゴシック" w:eastAsia="游ゴシック" w:hAnsi="游ゴシック"/>
+                <w:sz w:val="20"/>
+              </w:rPr>
+              <w:t>K</w:t>
+            </w:r>
           </w:p>
         </w:tc>
         <w:tc>
@@ -1678,6 +2135,7 @@
                 <w:rFonts w:ascii="游ゴシック" w:eastAsia="游ゴシック" w:hAnsi="游ゴシック" w:hint="eastAsia"/>
                 <w:sz w:val="20"/>
               </w:rPr>
+              <w:lastRenderedPageBreak/>
               <w:t>6</w:t>
             </w:r>
             <w:r>
@@ -1723,23 +2181,7 @@
                 <w:rFonts w:ascii="游ゴシック" w:eastAsia="游ゴシック" w:hAnsi="游ゴシック" w:hint="eastAsia"/>
                 <w:sz w:val="20"/>
               </w:rPr>
-              <w:t>月額</w:t>
-            </w:r>
-            <w:r>
-              <w:rPr>
-                <w:rFonts w:ascii="游ゴシック" w:eastAsia="游ゴシック" w:hAnsi="游ゴシック" w:hint="eastAsia"/>
-                <w:sz w:val="20"/>
-              </w:rPr>
-              <w:t>料</w:t>
-            </w:r>
-            <w:bookmarkStart w:id="0" w:name="_GoBack"/>
-            <w:bookmarkEnd w:id="0"/>
-            <w:r>
-              <w:rPr>
-                <w:rFonts w:ascii="游ゴシック" w:eastAsia="游ゴシック" w:hAnsi="游ゴシック" w:hint="eastAsia"/>
-                <w:sz w:val="20"/>
-              </w:rPr>
-              <w:t>金のテキストが表示されていること。</w:t>
+              <w:t>月額料金のテキストが表示されていること。</w:t>
             </w:r>
           </w:p>
         </w:tc>
@@ -1757,6 +2199,20 @@
                 <w:sz w:val="20"/>
               </w:rPr>
             </w:pPr>
+            <w:r>
+              <w:rPr>
+                <w:rFonts w:ascii="游ゴシック" w:eastAsia="游ゴシック" w:hAnsi="游ゴシック" w:hint="eastAsia"/>
+                <w:sz w:val="20"/>
+              </w:rPr>
+              <w:t>8</w:t>
+            </w:r>
+            <w:r>
+              <w:rPr>
+                <w:rFonts w:ascii="游ゴシック" w:eastAsia="游ゴシック" w:hAnsi="游ゴシック"/>
+                <w:sz w:val="20"/>
+              </w:rPr>
+              <w:t>/15</w:t>
+            </w:r>
           </w:p>
         </w:tc>
         <w:tc>
@@ -1773,6 +2229,20 @@
                 <w:sz w:val="20"/>
               </w:rPr>
             </w:pPr>
+            <w:r>
+              <w:rPr>
+                <w:rFonts w:ascii="游ゴシック" w:eastAsia="游ゴシック" w:hAnsi="游ゴシック" w:hint="eastAsia"/>
+                <w:sz w:val="20"/>
+              </w:rPr>
+              <w:t>O</w:t>
+            </w:r>
+            <w:r>
+              <w:rPr>
+                <w:rFonts w:ascii="游ゴシック" w:eastAsia="游ゴシック" w:hAnsi="游ゴシック"/>
+                <w:sz w:val="20"/>
+              </w:rPr>
+              <w:t>K</w:t>
+            </w:r>
           </w:p>
         </w:tc>
         <w:tc>
@@ -1814,7 +2284,6 @@
                 <w:rFonts w:ascii="游ゴシック" w:eastAsia="游ゴシック" w:hAnsi="游ゴシック" w:hint="eastAsia"/>
                 <w:sz w:val="20"/>
               </w:rPr>
-              <w:lastRenderedPageBreak/>
               <w:t>6</w:t>
             </w:r>
             <w:r>
@@ -1878,6 +2347,20 @@
                 <w:sz w:val="20"/>
               </w:rPr>
             </w:pPr>
+            <w:r>
+              <w:rPr>
+                <w:rFonts w:ascii="游ゴシック" w:eastAsia="游ゴシック" w:hAnsi="游ゴシック" w:hint="eastAsia"/>
+                <w:sz w:val="20"/>
+              </w:rPr>
+              <w:t>8</w:t>
+            </w:r>
+            <w:r>
+              <w:rPr>
+                <w:rFonts w:ascii="游ゴシック" w:eastAsia="游ゴシック" w:hAnsi="游ゴシック"/>
+                <w:sz w:val="20"/>
+              </w:rPr>
+              <w:t>/15</w:t>
+            </w:r>
           </w:p>
         </w:tc>
         <w:tc>
@@ -1894,6 +2377,20 @@
                 <w:sz w:val="20"/>
               </w:rPr>
             </w:pPr>
+            <w:r>
+              <w:rPr>
+                <w:rFonts w:ascii="游ゴシック" w:eastAsia="游ゴシック" w:hAnsi="游ゴシック" w:hint="eastAsia"/>
+                <w:sz w:val="20"/>
+              </w:rPr>
+              <w:t>O</w:t>
+            </w:r>
+            <w:r>
+              <w:rPr>
+                <w:rFonts w:ascii="游ゴシック" w:eastAsia="游ゴシック" w:hAnsi="游ゴシック"/>
+                <w:sz w:val="20"/>
+              </w:rPr>
+              <w:t>K</w:t>
+            </w:r>
           </w:p>
         </w:tc>
         <w:tc>
@@ -1998,6 +2495,20 @@
                 <w:sz w:val="20"/>
               </w:rPr>
             </w:pPr>
+            <w:r>
+              <w:rPr>
+                <w:rFonts w:ascii="游ゴシック" w:eastAsia="游ゴシック" w:hAnsi="游ゴシック" w:hint="eastAsia"/>
+                <w:sz w:val="20"/>
+              </w:rPr>
+              <w:t>8</w:t>
+            </w:r>
+            <w:r>
+              <w:rPr>
+                <w:rFonts w:ascii="游ゴシック" w:eastAsia="游ゴシック" w:hAnsi="游ゴシック"/>
+                <w:sz w:val="20"/>
+              </w:rPr>
+              <w:t>/15</w:t>
+            </w:r>
           </w:p>
         </w:tc>
         <w:tc>
@@ -2014,6 +2525,20 @@
                 <w:sz w:val="20"/>
               </w:rPr>
             </w:pPr>
+            <w:r>
+              <w:rPr>
+                <w:rFonts w:ascii="游ゴシック" w:eastAsia="游ゴシック" w:hAnsi="游ゴシック" w:hint="eastAsia"/>
+                <w:sz w:val="20"/>
+              </w:rPr>
+              <w:t>O</w:t>
+            </w:r>
+            <w:r>
+              <w:rPr>
+                <w:rFonts w:ascii="游ゴシック" w:eastAsia="游ゴシック" w:hAnsi="游ゴシック"/>
+                <w:sz w:val="20"/>
+              </w:rPr>
+              <w:t>K</w:t>
+            </w:r>
           </w:p>
         </w:tc>
         <w:tc>
@@ -2125,6 +2650,20 @@
                 <w:sz w:val="20"/>
               </w:rPr>
             </w:pPr>
+            <w:r>
+              <w:rPr>
+                <w:rFonts w:ascii="游ゴシック" w:eastAsia="游ゴシック" w:hAnsi="游ゴシック" w:hint="eastAsia"/>
+                <w:sz w:val="20"/>
+              </w:rPr>
+              <w:t>8</w:t>
+            </w:r>
+            <w:r>
+              <w:rPr>
+                <w:rFonts w:ascii="游ゴシック" w:eastAsia="游ゴシック" w:hAnsi="游ゴシック"/>
+                <w:sz w:val="20"/>
+              </w:rPr>
+              <w:t>/15</w:t>
+            </w:r>
           </w:p>
         </w:tc>
         <w:tc>
@@ -2141,6 +2680,20 @@
                 <w:sz w:val="20"/>
               </w:rPr>
             </w:pPr>
+            <w:r>
+              <w:rPr>
+                <w:rFonts w:ascii="游ゴシック" w:eastAsia="游ゴシック" w:hAnsi="游ゴシック" w:hint="eastAsia"/>
+                <w:sz w:val="20"/>
+              </w:rPr>
+              <w:t>O</w:t>
+            </w:r>
+            <w:r>
+              <w:rPr>
+                <w:rFonts w:ascii="游ゴシック" w:eastAsia="游ゴシック" w:hAnsi="游ゴシック"/>
+                <w:sz w:val="20"/>
+              </w:rPr>
+              <w:t>K</w:t>
+            </w:r>
           </w:p>
         </w:tc>
         <w:tc>
@@ -2245,6 +2798,20 @@
                 <w:sz w:val="20"/>
               </w:rPr>
             </w:pPr>
+            <w:r>
+              <w:rPr>
+                <w:rFonts w:ascii="游ゴシック" w:eastAsia="游ゴシック" w:hAnsi="游ゴシック" w:hint="eastAsia"/>
+                <w:sz w:val="20"/>
+              </w:rPr>
+              <w:t>8</w:t>
+            </w:r>
+            <w:r>
+              <w:rPr>
+                <w:rFonts w:ascii="游ゴシック" w:eastAsia="游ゴシック" w:hAnsi="游ゴシック"/>
+                <w:sz w:val="20"/>
+              </w:rPr>
+              <w:t>/15</w:t>
+            </w:r>
           </w:p>
         </w:tc>
         <w:tc>
@@ -2261,6 +2828,20 @@
                 <w:sz w:val="20"/>
               </w:rPr>
             </w:pPr>
+            <w:r>
+              <w:rPr>
+                <w:rFonts w:ascii="游ゴシック" w:eastAsia="游ゴシック" w:hAnsi="游ゴシック" w:hint="eastAsia"/>
+                <w:sz w:val="20"/>
+              </w:rPr>
+              <w:t>O</w:t>
+            </w:r>
+            <w:r>
+              <w:rPr>
+                <w:rFonts w:ascii="游ゴシック" w:eastAsia="游ゴシック" w:hAnsi="游ゴシック"/>
+                <w:sz w:val="20"/>
+              </w:rPr>
+              <w:t>K</w:t>
+            </w:r>
           </w:p>
         </w:tc>
         <w:tc>
@@ -2364,6 +2945,20 @@
                 <w:sz w:val="20"/>
               </w:rPr>
             </w:pPr>
+            <w:r>
+              <w:rPr>
+                <w:rFonts w:ascii="游ゴシック" w:eastAsia="游ゴシック" w:hAnsi="游ゴシック" w:hint="eastAsia"/>
+                <w:sz w:val="20"/>
+              </w:rPr>
+              <w:t>8</w:t>
+            </w:r>
+            <w:r>
+              <w:rPr>
+                <w:rFonts w:ascii="游ゴシック" w:eastAsia="游ゴシック" w:hAnsi="游ゴシック"/>
+                <w:sz w:val="20"/>
+              </w:rPr>
+              <w:t>/15</w:t>
+            </w:r>
           </w:p>
         </w:tc>
         <w:tc>
@@ -2380,6 +2975,20 @@
                 <w:sz w:val="20"/>
               </w:rPr>
             </w:pPr>
+            <w:r>
+              <w:rPr>
+                <w:rFonts w:ascii="游ゴシック" w:eastAsia="游ゴシック" w:hAnsi="游ゴシック" w:hint="eastAsia"/>
+                <w:sz w:val="20"/>
+              </w:rPr>
+              <w:t>O</w:t>
+            </w:r>
+            <w:r>
+              <w:rPr>
+                <w:rFonts w:ascii="游ゴシック" w:eastAsia="游ゴシック" w:hAnsi="游ゴシック"/>
+                <w:sz w:val="20"/>
+              </w:rPr>
+              <w:t>K</w:t>
+            </w:r>
           </w:p>
         </w:tc>
         <w:tc>
@@ -2483,6 +3092,20 @@
                 <w:sz w:val="20"/>
               </w:rPr>
             </w:pPr>
+            <w:r>
+              <w:rPr>
+                <w:rFonts w:ascii="游ゴシック" w:eastAsia="游ゴシック" w:hAnsi="游ゴシック" w:hint="eastAsia"/>
+                <w:sz w:val="20"/>
+              </w:rPr>
+              <w:t>8</w:t>
+            </w:r>
+            <w:r>
+              <w:rPr>
+                <w:rFonts w:ascii="游ゴシック" w:eastAsia="游ゴシック" w:hAnsi="游ゴシック"/>
+                <w:sz w:val="20"/>
+              </w:rPr>
+              <w:t>/15</w:t>
+            </w:r>
           </w:p>
         </w:tc>
         <w:tc>
@@ -2499,6 +3122,20 @@
                 <w:sz w:val="20"/>
               </w:rPr>
             </w:pPr>
+            <w:r>
+              <w:rPr>
+                <w:rFonts w:ascii="游ゴシック" w:eastAsia="游ゴシック" w:hAnsi="游ゴシック" w:hint="eastAsia"/>
+                <w:sz w:val="20"/>
+              </w:rPr>
+              <w:t>O</w:t>
+            </w:r>
+            <w:r>
+              <w:rPr>
+                <w:rFonts w:ascii="游ゴシック" w:eastAsia="游ゴシック" w:hAnsi="游ゴシック"/>
+                <w:sz w:val="20"/>
+              </w:rPr>
+              <w:t>K</w:t>
+            </w:r>
           </w:p>
         </w:tc>
         <w:tc>
@@ -2569,21 +3206,7 @@
                 <w:rFonts w:ascii="游ゴシック" w:eastAsia="游ゴシック" w:hAnsi="游ゴシック" w:hint="eastAsia"/>
                 <w:sz w:val="20"/>
               </w:rPr>
-              <w:t>料金検索画面で登録されていない料金名を入力して</w:t>
-            </w:r>
-            <w:r>
-              <w:rPr>
-                <w:rFonts w:ascii="游ゴシック" w:eastAsia="游ゴシック" w:hAnsi="游ゴシック" w:hint="eastAsia"/>
-                <w:sz w:val="20"/>
-              </w:rPr>
-              <w:t>検索</w:t>
-            </w:r>
-            <w:r>
-              <w:rPr>
-                <w:rFonts w:ascii="游ゴシック" w:eastAsia="游ゴシック" w:hAnsi="游ゴシック" w:hint="eastAsia"/>
-                <w:sz w:val="20"/>
-              </w:rPr>
-              <w:t>ボタンを押下する。</w:t>
+              <w:t>料金検索画面で登録されていない料金名を入力して検索ボタンを押下する。</w:t>
             </w:r>
           </w:p>
         </w:tc>
@@ -2623,6 +3246,20 @@
                 <w:sz w:val="20"/>
               </w:rPr>
             </w:pPr>
+            <w:r>
+              <w:rPr>
+                <w:rFonts w:ascii="游ゴシック" w:eastAsia="游ゴシック" w:hAnsi="游ゴシック" w:hint="eastAsia"/>
+                <w:sz w:val="20"/>
+              </w:rPr>
+              <w:t>8</w:t>
+            </w:r>
+            <w:r>
+              <w:rPr>
+                <w:rFonts w:ascii="游ゴシック" w:eastAsia="游ゴシック" w:hAnsi="游ゴシック"/>
+                <w:sz w:val="20"/>
+              </w:rPr>
+              <w:t>/15</w:t>
+            </w:r>
           </w:p>
         </w:tc>
         <w:tc>
@@ -2639,6 +3276,20 @@
                 <w:sz w:val="20"/>
               </w:rPr>
             </w:pPr>
+            <w:r>
+              <w:rPr>
+                <w:rFonts w:ascii="游ゴシック" w:eastAsia="游ゴシック" w:hAnsi="游ゴシック" w:hint="eastAsia"/>
+                <w:sz w:val="20"/>
+              </w:rPr>
+              <w:t>O</w:t>
+            </w:r>
+            <w:r>
+              <w:rPr>
+                <w:rFonts w:ascii="游ゴシック" w:eastAsia="游ゴシック" w:hAnsi="游ゴシック"/>
+                <w:sz w:val="20"/>
+              </w:rPr>
+              <w:t>K</w:t>
+            </w:r>
           </w:p>
         </w:tc>
         <w:tc>
@@ -4389,6 +5040,15 @@
 </file>
 
 <file path=customXml/item1.xml><?xml version="1.0" encoding="utf-8"?>
+<?mso-contentType ?>
+<FormTemplates xmlns="http://schemas.microsoft.com/sharepoint/v3/contenttype/forms">
+  <Display>DocumentLibraryForm</Display>
+  <Edit>DocumentLibraryForm</Edit>
+  <New>DocumentLibraryForm</New>
+</FormTemplates>
+</file>
+
+<file path=customXml/item2.xml><?xml version="1.0" encoding="utf-8"?>
 <ct:contentTypeSchema xmlns:ct="http://schemas.microsoft.com/office/2006/metadata/contentType" xmlns:ma="http://schemas.microsoft.com/office/2006/metadata/properties/metaAttributes" ct:_="" ma:_="" ma:contentTypeName="ドキュメント" ma:contentTypeID="0x010100C424317A42AA8449A97AAE94730ED181" ma:contentTypeVersion="6" ma:contentTypeDescription="新しいドキュメントを作成します。" ma:contentTypeScope="" ma:versionID="9df5c7ff725c9e365f8a8503f6029c6b">
   <xsd:schema xmlns:xsd="http://www.w3.org/2001/XMLSchema" xmlns:xs="http://www.w3.org/2001/XMLSchema" xmlns:p="http://schemas.microsoft.com/office/2006/metadata/properties" xmlns:ns2="dab87824-9c6b-4a08-9c96-9c9ea904f12c" targetNamespace="http://schemas.microsoft.com/office/2006/metadata/properties" ma:root="true" ma:fieldsID="98e3d8fd3bbedc5b58bd9df00d6be37e" ns2:_="">
     <xsd:import namespace="dab87824-9c6b-4a08-9c96-9c9ea904f12c"/>
@@ -4546,15 +5206,6 @@
 </ct:contentTypeSchema>
 </file>
 
-<file path=customXml/item2.xml><?xml version="1.0" encoding="utf-8"?>
-<?mso-contentType ?>
-<FormTemplates xmlns="http://schemas.microsoft.com/sharepoint/v3/contenttype/forms">
-  <Display>DocumentLibraryForm</Display>
-  <Edit>DocumentLibraryForm</Edit>
-  <New>DocumentLibraryForm</New>
-</FormTemplates>
-</file>
-
 <file path=customXml/item3.xml><?xml version="1.0" encoding="utf-8"?>
 <p:properties xmlns:p="http://schemas.microsoft.com/office/2006/metadata/properties" xmlns:xsi="http://www.w3.org/2001/XMLSchema-instance" xmlns:pc="http://schemas.microsoft.com/office/infopath/2007/PartnerControls">
   <documentManagement/>
@@ -4562,6 +5213,14 @@
 </file>
 
 <file path=customXml/itemProps1.xml><?xml version="1.0" encoding="utf-8"?>
+<ds:datastoreItem xmlns:ds="http://schemas.openxmlformats.org/officeDocument/2006/customXml" ds:itemID="{F4DA52B9-D4DF-4BEC-A5A3-5484E5EB747B}">
+  <ds:schemaRefs>
+    <ds:schemaRef ds:uri="http://schemas.microsoft.com/sharepoint/v3/contenttype/forms"/>
+  </ds:schemaRefs>
+</ds:datastoreItem>
+</file>
+
+<file path=customXml/itemProps2.xml><?xml version="1.0" encoding="utf-8"?>
 <ds:datastoreItem xmlns:ds="http://schemas.openxmlformats.org/officeDocument/2006/customXml" ds:itemID="{76261B67-5531-4ED1-B087-165B04D1226E}">
   <ds:schemaRefs>
     <ds:schemaRef ds:uri="http://schemas.microsoft.com/office/2006/metadata/contentType"/>
@@ -4579,14 +5238,6 @@
 </ds:datastoreItem>
 </file>
 
-<file path=customXml/itemProps2.xml><?xml version="1.0" encoding="utf-8"?>
-<ds:datastoreItem xmlns:ds="http://schemas.openxmlformats.org/officeDocument/2006/customXml" ds:itemID="{F4DA52B9-D4DF-4BEC-A5A3-5484E5EB747B}">
-  <ds:schemaRefs>
-    <ds:schemaRef ds:uri="http://schemas.microsoft.com/sharepoint/v3/contenttype/forms"/>
-  </ds:schemaRefs>
-</ds:datastoreItem>
-</file>
-
 <file path=customXml/itemProps3.xml><?xml version="1.0" encoding="utf-8"?>
 <ds:datastoreItem xmlns:ds="http://schemas.openxmlformats.org/officeDocument/2006/customXml" ds:itemID="{659CE7E0-3E2F-4787-B142-08E029C04E10}">
   <ds:schemaRefs>
